--- a/Fase 1/Evidencias Individuales/Mario_Torres_1.3_APT122_AutoevaluaciónFase1.docx
+++ b/Fase 1/Evidencias Individuales/Mario_Torres_1.3_APT122_AutoevaluaciónFase1.docx
@@ -1,6 +1,6 @@
 
 <file path=word/document.xml><?xml version="1.0" encoding="utf-8"?>
-<w:document xmlns:wpc="http://schemas.microsoft.com/office/word/2010/wordprocessingCanvas" xmlns:cx="http://schemas.microsoft.com/office/drawing/2014/chartex" xmlns:cx1="http://schemas.microsoft.com/office/drawing/2015/9/8/chartex" xmlns:cx2="http://schemas.microsoft.com/office/drawing/2015/10/21/chartex" xmlns:cx3="http://schemas.microsoft.com/office/drawing/2016/5/9/chartex" xmlns:cx4="http://schemas.microsoft.com/office/drawing/2016/5/10/chartex" xmlns:cx5="http://schemas.microsoft.com/office/drawing/2016/5/11/chartex" xmlns:cx6="http://schemas.microsoft.com/office/drawing/2016/5/12/chartex" xmlns:cx7="http://schemas.microsoft.com/office/drawing/2016/5/13/chartex" xmlns:cx8="http://schemas.microsoft.com/office/drawing/2016/5/14/chartex" xmlns:mc="http://schemas.openxmlformats.org/markup-compatibility/2006" xmlns:aink="http://schemas.microsoft.com/office/drawing/2016/ink" xmlns:am3d="http://schemas.microsoft.com/office/drawing/2017/model3d" xmlns:o="urn:schemas-microsoft-com:office:office" xmlns:oel="http://schemas.microsoft.com/office/2019/extlst" xmlns:r="http://schemas.openxmlformats.org/officeDocument/2006/relationships" xmlns:m="http://schemas.openxmlformats.org/officeDocument/2006/math" xmlns:v="urn:schemas-microsoft-com:vml" xmlns:wp14="http://schemas.microsoft.com/office/word/2010/wordprocessingDrawing" xmlns:wp="http://schemas.openxmlformats.org/drawingml/2006/wordprocessingDrawing" xmlns:w10="urn:schemas-microsoft-com:office:word" xmlns:w="http://schemas.openxmlformats.org/wordprocessingml/2006/main" xmlns:w14="http://schemas.microsoft.com/office/word/2010/wordml" xmlns:w15="http://schemas.microsoft.com/office/word/2012/wordml" xmlns:w16cex="http://schemas.microsoft.com/office/word/2018/wordml/cex" xmlns:w16cid="http://schemas.microsoft.com/office/word/2016/wordml/cid" xmlns:w16="http://schemas.microsoft.com/office/word/2018/wordml" xmlns:w16du="http://schemas.microsoft.com/office/word/2023/wordml/word16du" xmlns:w16sdtdh="http://schemas.microsoft.com/office/word/2020/wordml/sdtdatahash" xmlns:w16sdtfl="http://schemas.microsoft.com/office/word/2024/wordml/sdtformatlock" xmlns:w16se="http://schemas.microsoft.com/office/word/2015/wordml/symex" xmlns:wpg="http://schemas.microsoft.com/office/word/2010/wordprocessingGroup" xmlns:wpi="http://schemas.microsoft.com/office/word/2010/wordprocessingInk" xmlns:wne="http://schemas.microsoft.com/office/word/2006/wordml" xmlns:wps="http://schemas.microsoft.com/office/word/2010/wordprocessingShape" mc:Ignorable="w14 w15 w16se w16cid w16 w16cex w16sdtdh w16sdtfl w16du wp14">
+<w:document xmlns:wpc="http://schemas.microsoft.com/office/word/2010/wordprocessingCanvas" xmlns:cx="http://schemas.microsoft.com/office/drawing/2014/chartex" xmlns:cx1="http://schemas.microsoft.com/office/drawing/2015/9/8/chartex" xmlns:cx2="http://schemas.microsoft.com/office/drawing/2015/10/21/chartex" xmlns:cx3="http://schemas.microsoft.com/office/drawing/2016/5/9/chartex" xmlns:cx4="http://schemas.microsoft.com/office/drawing/2016/5/10/chartex" xmlns:cx5="http://schemas.microsoft.com/office/drawing/2016/5/11/chartex" xmlns:cx6="http://schemas.microsoft.com/office/drawing/2016/5/12/chartex" xmlns:cx7="http://schemas.microsoft.com/office/drawing/2016/5/13/chartex" xmlns:cx8="http://schemas.microsoft.com/office/drawing/2016/5/14/chartex" xmlns:mc="http://schemas.openxmlformats.org/markup-compatibility/2006" xmlns:aink="http://schemas.microsoft.com/office/drawing/2016/ink" xmlns:am3d="http://schemas.microsoft.com/office/drawing/2017/model3d" xmlns:o="urn:schemas-microsoft-com:office:office" xmlns:r="http://schemas.openxmlformats.org/officeDocument/2006/relationships" xmlns:m="http://schemas.openxmlformats.org/officeDocument/2006/math" xmlns:v="urn:schemas-microsoft-com:vml" xmlns:wp14="http://schemas.microsoft.com/office/word/2010/wordprocessingDrawing" xmlns:wp="http://schemas.openxmlformats.org/drawingml/2006/wordprocessingDrawing" xmlns:w10="urn:schemas-microsoft-com:office:word" xmlns:w="http://schemas.openxmlformats.org/wordprocessingml/2006/main" xmlns:w14="http://schemas.microsoft.com/office/word/2010/wordml" xmlns:w15="http://schemas.microsoft.com/office/word/2012/wordml" xmlns:w16cex="http://schemas.microsoft.com/office/word/2018/wordml/cex" xmlns:w16cid="http://schemas.microsoft.com/office/word/2016/wordml/cid" xmlns:w16="http://schemas.microsoft.com/office/word/2018/wordml" xmlns:w16sdtdh="http://schemas.microsoft.com/office/word/2020/wordml/sdtdatahash" xmlns:w16se="http://schemas.microsoft.com/office/word/2015/wordml/symex" xmlns:wpg="http://schemas.microsoft.com/office/word/2010/wordprocessingGroup" xmlns:wpi="http://schemas.microsoft.com/office/word/2010/wordprocessingInk" xmlns:wne="http://schemas.microsoft.com/office/word/2006/wordml" xmlns:wps="http://schemas.microsoft.com/office/word/2010/wordprocessingShape" mc:Ignorable="w14 w15 w16se w16cid w16 w16cex w16sdtdh wp14">
   <w:body>
     <w:p>
       <w:pPr>
@@ -44,7 +44,7 @@
     </w:p>
     <w:p>
       <w:pPr>
-        <w:pStyle w:val="Footer"/>
+        <w:pStyle w:val="Piedepgina"/>
         <w:tabs>
           <w:tab w:val="clear" w:pos="4419"/>
           <w:tab w:val="clear" w:pos="8838"/>
@@ -154,7 +154,7 @@
           </w:tcPr>
           <w:p>
             <w:pPr>
-              <w:pStyle w:val="Footer"/>
+              <w:pStyle w:val="Piedepgina"/>
               <w:jc w:val="center"/>
               <w:rPr>
                 <w:rFonts w:asciiTheme="minorHAnsi" w:eastAsiaTheme="minorEastAsia" w:hAnsiTheme="minorHAnsi" w:cstheme="minorBidi"/>
@@ -186,7 +186,7 @@
           </w:tcPr>
           <w:p>
             <w:pPr>
-              <w:pStyle w:val="Footer"/>
+              <w:pStyle w:val="Piedepgina"/>
               <w:jc w:val="center"/>
               <w:rPr>
                 <w:rFonts w:asciiTheme="minorHAnsi" w:eastAsiaTheme="minorEastAsia" w:hAnsiTheme="minorHAnsi" w:cstheme="minorBidi"/>
@@ -218,7 +218,7 @@
           </w:tcPr>
           <w:p>
             <w:pPr>
-              <w:pStyle w:val="Footer"/>
+              <w:pStyle w:val="Piedepgina"/>
               <w:jc w:val="center"/>
               <w:rPr>
                 <w:rFonts w:asciiTheme="minorHAnsi" w:eastAsiaTheme="minorEastAsia" w:hAnsiTheme="minorHAnsi" w:cstheme="minorBidi"/>
@@ -250,7 +250,7 @@
           </w:tcPr>
           <w:p>
             <w:pPr>
-              <w:pStyle w:val="Footer"/>
+              <w:pStyle w:val="Piedepgina"/>
               <w:jc w:val="center"/>
               <w:rPr>
                 <w:rFonts w:asciiTheme="minorHAnsi" w:eastAsiaTheme="minorEastAsia" w:hAnsiTheme="minorHAnsi" w:cstheme="minorBidi"/>
@@ -298,7 +298,7 @@
           </w:tcPr>
           <w:p>
             <w:pPr>
-              <w:pStyle w:val="Footer"/>
+              <w:pStyle w:val="Piedepgina"/>
               <w:spacing w:before="120" w:after="120"/>
               <w:jc w:val="center"/>
               <w:rPr>
@@ -330,11 +330,10 @@
           </w:tcPr>
           <w:p>
             <w:pPr>
-              <w:pStyle w:val="Footer"/>
+              <w:pStyle w:val="Piedepgina"/>
               <w:spacing w:before="120" w:after="120"/>
               <w:jc w:val="center"/>
             </w:pPr>
-            <w:proofErr w:type="spellStart"/>
             <w:r>
               <w:rPr>
                 <w:rFonts w:asciiTheme="minorHAnsi" w:eastAsiaTheme="minorEastAsia" w:hAnsiTheme="minorHAnsi" w:cstheme="minorBidi"/>
@@ -347,7 +346,6 @@
               </w:rPr>
               <w:t>Capstone</w:t>
             </w:r>
-            <w:proofErr w:type="spellEnd"/>
           </w:p>
         </w:tc>
         <w:tc>
@@ -357,7 +355,7 @@
           </w:tcPr>
           <w:p>
             <w:pPr>
-              <w:pStyle w:val="Footer"/>
+              <w:pStyle w:val="Piedepgina"/>
               <w:tabs>
                 <w:tab w:val="clear" w:pos="4419"/>
                 <w:tab w:val="clear" w:pos="8838"/>
@@ -396,7 +394,7 @@
           </w:tcPr>
           <w:p>
             <w:pPr>
-              <w:pStyle w:val="Footer"/>
+              <w:pStyle w:val="Piedepgina"/>
               <w:spacing w:before="120" w:after="120"/>
               <w:jc w:val="center"/>
               <w:rPr>
@@ -427,7 +425,7 @@
     </w:tbl>
     <w:p>
       <w:pPr>
-        <w:pStyle w:val="Footer"/>
+        <w:pStyle w:val="Piedepgina"/>
         <w:tabs>
           <w:tab w:val="clear" w:pos="4419"/>
           <w:tab w:val="clear" w:pos="8838"/>
@@ -444,7 +442,7 @@
     </w:p>
     <w:p>
       <w:pPr>
-        <w:pStyle w:val="ListParagraph"/>
+        <w:pStyle w:val="Prrafodelista"/>
         <w:numPr>
           <w:ilvl w:val="0"/>
           <w:numId w:val="27"/>
@@ -476,7 +474,7 @@
     </w:p>
     <w:tbl>
       <w:tblPr>
-        <w:tblStyle w:val="TableGrid"/>
+        <w:tblStyle w:val="Tablaconcuadrcula"/>
         <w:tblW w:w="0" w:type="auto"/>
         <w:tblLook w:val="04A0" w:firstRow="1" w:lastRow="0" w:firstColumn="1" w:lastColumn="0" w:noHBand="0" w:noVBand="1"/>
       </w:tblPr>
@@ -503,7 +501,7 @@
           </w:tcPr>
           <w:p>
             <w:pPr>
-              <w:pStyle w:val="Footer"/>
+              <w:pStyle w:val="Piedepgina"/>
               <w:spacing w:before="120" w:after="120"/>
               <w:jc w:val="center"/>
               <w:rPr>
@@ -531,7 +529,7 @@
           </w:tcPr>
           <w:p>
             <w:pPr>
-              <w:pStyle w:val="Footer"/>
+              <w:pStyle w:val="Piedepgina"/>
               <w:tabs>
                 <w:tab w:val="clear" w:pos="4419"/>
                 <w:tab w:val="clear" w:pos="8838"/>
@@ -573,7 +571,7 @@
           </w:tcPr>
           <w:p>
             <w:pPr>
-              <w:pStyle w:val="Footer"/>
+              <w:pStyle w:val="Piedepgina"/>
               <w:tabs>
                 <w:tab w:val="clear" w:pos="4419"/>
                 <w:tab w:val="clear" w:pos="8838"/>
@@ -604,7 +602,7 @@
           </w:tcPr>
           <w:p>
             <w:pPr>
-              <w:pStyle w:val="Footer"/>
+              <w:pStyle w:val="Piedepgina"/>
               <w:tabs>
                 <w:tab w:val="clear" w:pos="4419"/>
                 <w:tab w:val="clear" w:pos="8838"/>
@@ -636,7 +634,7 @@
           </w:tcPr>
           <w:p>
             <w:pPr>
-              <w:pStyle w:val="Footer"/>
+              <w:pStyle w:val="Piedepgina"/>
               <w:tabs>
                 <w:tab w:val="clear" w:pos="4419"/>
                 <w:tab w:val="clear" w:pos="8838"/>
@@ -678,7 +676,7 @@
           </w:tcPr>
           <w:p>
             <w:pPr>
-              <w:pStyle w:val="Footer"/>
+              <w:pStyle w:val="Piedepgina"/>
               <w:tabs>
                 <w:tab w:val="clear" w:pos="4419"/>
                 <w:tab w:val="clear" w:pos="8838"/>
@@ -709,7 +707,7 @@
           </w:tcPr>
           <w:p>
             <w:pPr>
-              <w:pStyle w:val="Footer"/>
+              <w:pStyle w:val="Piedepgina"/>
               <w:tabs>
                 <w:tab w:val="clear" w:pos="4419"/>
                 <w:tab w:val="clear" w:pos="8838"/>
@@ -752,7 +750,7 @@
           </w:tcPr>
           <w:p>
             <w:pPr>
-              <w:pStyle w:val="Footer"/>
+              <w:pStyle w:val="Piedepgina"/>
               <w:tabs>
                 <w:tab w:val="clear" w:pos="4419"/>
                 <w:tab w:val="clear" w:pos="8838"/>
@@ -785,7 +783,7 @@
     </w:tbl>
     <w:p>
       <w:pPr>
-        <w:pStyle w:val="Footer"/>
+        <w:pStyle w:val="Piedepgina"/>
         <w:tabs>
           <w:tab w:val="clear" w:pos="4419"/>
           <w:tab w:val="clear" w:pos="8838"/>
@@ -803,7 +801,7 @@
     </w:p>
     <w:p>
       <w:pPr>
-        <w:pStyle w:val="ListParagraph"/>
+        <w:pStyle w:val="Prrafodelista"/>
         <w:numPr>
           <w:ilvl w:val="0"/>
           <w:numId w:val="27"/>
@@ -835,7 +833,7 @@
     </w:p>
     <w:tbl>
       <w:tblPr>
-        <w:tblStyle w:val="TableGrid"/>
+        <w:tblStyle w:val="Tablaconcuadrcula"/>
         <w:tblW w:w="5000" w:type="pct"/>
         <w:tblBorders>
           <w:top w:val="single" w:sz="4" w:space="0" w:color="7F7F7F" w:themeColor="text1" w:themeTint="80"/>
@@ -866,7 +864,7 @@
           </w:tcPr>
           <w:p>
             <w:pPr>
-              <w:pStyle w:val="Footer"/>
+              <w:pStyle w:val="Piedepgina"/>
               <w:tabs>
                 <w:tab w:val="clear" w:pos="4419"/>
                 <w:tab w:val="clear" w:pos="8838"/>
@@ -907,7 +905,7 @@
           </w:tcPr>
           <w:p>
             <w:pPr>
-              <w:pStyle w:val="Footer"/>
+              <w:pStyle w:val="Piedepgina"/>
               <w:tabs>
                 <w:tab w:val="clear" w:pos="4419"/>
                 <w:tab w:val="clear" w:pos="8838"/>
@@ -948,7 +946,7 @@
           </w:tcPr>
           <w:p>
             <w:pPr>
-              <w:pStyle w:val="Footer"/>
+              <w:pStyle w:val="Piedepgina"/>
               <w:tabs>
                 <w:tab w:val="clear" w:pos="4419"/>
                 <w:tab w:val="clear" w:pos="8838"/>
@@ -980,7 +978,7 @@
           </w:tcPr>
           <w:p>
             <w:pPr>
-              <w:pStyle w:val="Footer"/>
+              <w:pStyle w:val="Piedepgina"/>
               <w:tabs>
                 <w:tab w:val="clear" w:pos="4419"/>
                 <w:tab w:val="clear" w:pos="8838"/>
@@ -1011,7 +1009,7 @@
           </w:tcPr>
           <w:p>
             <w:pPr>
-              <w:pStyle w:val="Footer"/>
+              <w:pStyle w:val="Piedepgina"/>
               <w:tabs>
                 <w:tab w:val="clear" w:pos="4419"/>
                 <w:tab w:val="clear" w:pos="8838"/>
@@ -1115,7 +1113,7 @@
           </w:p>
           <w:p>
             <w:pPr>
-              <w:pStyle w:val="Footer"/>
+              <w:pStyle w:val="Piedepgina"/>
               <w:tabs>
                 <w:tab w:val="clear" w:pos="4419"/>
                 <w:tab w:val="clear" w:pos="8838"/>
@@ -1142,7 +1140,7 @@
           </w:tcPr>
           <w:p>
             <w:pPr>
-              <w:pStyle w:val="Footer"/>
+              <w:pStyle w:val="Piedepgina"/>
               <w:tabs>
                 <w:tab w:val="clear" w:pos="4419"/>
                 <w:tab w:val="clear" w:pos="8838"/>
@@ -1170,7 +1168,7 @@
           </w:tcPr>
           <w:p>
             <w:pPr>
-              <w:pStyle w:val="Footer"/>
+              <w:pStyle w:val="Piedepgina"/>
               <w:tabs>
                 <w:tab w:val="clear" w:pos="4419"/>
                 <w:tab w:val="clear" w:pos="8838"/>
@@ -1197,7 +1195,7 @@
           </w:tcPr>
           <w:p>
             <w:pPr>
-              <w:pStyle w:val="Footer"/>
+              <w:pStyle w:val="Piedepgina"/>
               <w:tabs>
                 <w:tab w:val="clear" w:pos="4419"/>
                 <w:tab w:val="clear" w:pos="8838"/>
@@ -1266,7 +1264,7 @@
           </w:tcPr>
           <w:p>
             <w:pPr>
-              <w:pStyle w:val="Footer"/>
+              <w:pStyle w:val="Piedepgina"/>
               <w:tabs>
                 <w:tab w:val="clear" w:pos="4419"/>
                 <w:tab w:val="clear" w:pos="8838"/>
@@ -1294,7 +1292,7 @@
           </w:tcPr>
           <w:p>
             <w:pPr>
-              <w:pStyle w:val="Footer"/>
+              <w:pStyle w:val="Piedepgina"/>
               <w:tabs>
                 <w:tab w:val="clear" w:pos="4419"/>
                 <w:tab w:val="clear" w:pos="8838"/>
@@ -1315,7 +1313,7 @@
           </w:tcPr>
           <w:p>
             <w:pPr>
-              <w:pStyle w:val="Footer"/>
+              <w:pStyle w:val="Piedepgina"/>
               <w:tabs>
                 <w:tab w:val="clear" w:pos="4419"/>
                 <w:tab w:val="clear" w:pos="8838"/>
@@ -1384,7 +1382,7 @@
           </w:tcPr>
           <w:p>
             <w:pPr>
-              <w:pStyle w:val="Footer"/>
+              <w:pStyle w:val="Piedepgina"/>
               <w:tabs>
                 <w:tab w:val="clear" w:pos="4419"/>
                 <w:tab w:val="clear" w:pos="8838"/>
@@ -1412,7 +1410,7 @@
           </w:tcPr>
           <w:p>
             <w:pPr>
-              <w:pStyle w:val="Footer"/>
+              <w:pStyle w:val="Piedepgina"/>
               <w:tabs>
                 <w:tab w:val="clear" w:pos="4419"/>
                 <w:tab w:val="clear" w:pos="8838"/>
@@ -1433,7 +1431,7 @@
           </w:tcPr>
           <w:p>
             <w:pPr>
-              <w:pStyle w:val="Footer"/>
+              <w:pStyle w:val="Piedepgina"/>
               <w:tabs>
                 <w:tab w:val="clear" w:pos="4419"/>
                 <w:tab w:val="clear" w:pos="8838"/>
@@ -1502,7 +1500,7 @@
           </w:tcPr>
           <w:p>
             <w:pPr>
-              <w:pStyle w:val="Footer"/>
+              <w:pStyle w:val="Piedepgina"/>
               <w:tabs>
                 <w:tab w:val="clear" w:pos="4419"/>
                 <w:tab w:val="clear" w:pos="8838"/>
@@ -1530,7 +1528,7 @@
           </w:tcPr>
           <w:p>
             <w:pPr>
-              <w:pStyle w:val="Footer"/>
+              <w:pStyle w:val="Piedepgina"/>
               <w:tabs>
                 <w:tab w:val="clear" w:pos="4419"/>
                 <w:tab w:val="clear" w:pos="8838"/>
@@ -1551,7 +1549,7 @@
           </w:tcPr>
           <w:p>
             <w:pPr>
-              <w:pStyle w:val="Footer"/>
+              <w:pStyle w:val="Piedepgina"/>
               <w:tabs>
                 <w:tab w:val="clear" w:pos="4419"/>
                 <w:tab w:val="clear" w:pos="8838"/>
@@ -1587,7 +1585,7 @@
           </w:tcPr>
           <w:p>
             <w:pPr>
-              <w:pStyle w:val="Footer"/>
+              <w:pStyle w:val="Piedepgina"/>
               <w:tabs>
                 <w:tab w:val="clear" w:pos="4419"/>
                 <w:tab w:val="clear" w:pos="8838"/>
@@ -1608,7 +1606,7 @@
           </w:tcPr>
           <w:p>
             <w:pPr>
-              <w:pStyle w:val="Footer"/>
+              <w:pStyle w:val="Piedepgina"/>
               <w:tabs>
                 <w:tab w:val="clear" w:pos="4419"/>
                 <w:tab w:val="clear" w:pos="8838"/>
@@ -1644,7 +1642,7 @@
           </w:tcPr>
           <w:p>
             <w:pPr>
-              <w:pStyle w:val="Footer"/>
+              <w:pStyle w:val="Piedepgina"/>
               <w:tabs>
                 <w:tab w:val="clear" w:pos="4419"/>
                 <w:tab w:val="clear" w:pos="8838"/>
@@ -1672,7 +1670,7 @@
           </w:tcPr>
           <w:p>
             <w:pPr>
-              <w:pStyle w:val="Footer"/>
+              <w:pStyle w:val="Piedepgina"/>
               <w:jc w:val="center"/>
               <w:rPr>
                 <w:rFonts w:asciiTheme="minorHAnsi" w:eastAsiaTheme="minorEastAsia" w:hAnsiTheme="minorHAnsi" w:cstheme="minorBidi"/>
@@ -1695,7 +1693,7 @@
           </w:tcPr>
           <w:p>
             <w:pPr>
-              <w:pStyle w:val="Footer"/>
+              <w:pStyle w:val="Piedepgina"/>
               <w:tabs>
                 <w:tab w:val="clear" w:pos="4419"/>
                 <w:tab w:val="clear" w:pos="8838"/>
@@ -1731,7 +1729,7 @@
           </w:tcPr>
           <w:p>
             <w:pPr>
-              <w:pStyle w:val="Footer"/>
+              <w:pStyle w:val="Piedepgina"/>
               <w:tabs>
                 <w:tab w:val="clear" w:pos="4419"/>
                 <w:tab w:val="clear" w:pos="8838"/>
@@ -1752,7 +1750,7 @@
           </w:tcPr>
           <w:p>
             <w:pPr>
-              <w:pStyle w:val="Footer"/>
+              <w:pStyle w:val="Piedepgina"/>
               <w:tabs>
                 <w:tab w:val="clear" w:pos="4419"/>
                 <w:tab w:val="clear" w:pos="8838"/>
@@ -1772,7 +1770,7 @@
           </w:tcPr>
           <w:p>
             <w:pPr>
-              <w:pStyle w:val="Footer"/>
+              <w:pStyle w:val="Piedepgina"/>
               <w:tabs>
                 <w:tab w:val="clear" w:pos="4419"/>
                 <w:tab w:val="clear" w:pos="8838"/>
@@ -1800,7 +1798,7 @@
           </w:tcPr>
           <w:p>
             <w:pPr>
-              <w:pStyle w:val="Footer"/>
+              <w:pStyle w:val="Piedepgina"/>
               <w:jc w:val="center"/>
               <w:rPr>
                 <w:rFonts w:ascii="Calibri" w:hAnsi="Calibri" w:cs="Calibri"/>
@@ -1817,7 +1815,7 @@
           </w:tcPr>
           <w:p>
             <w:pPr>
-              <w:pStyle w:val="Footer"/>
+              <w:pStyle w:val="Piedepgina"/>
               <w:tabs>
                 <w:tab w:val="clear" w:pos="4419"/>
                 <w:tab w:val="clear" w:pos="8838"/>
@@ -1853,7 +1851,7 @@
           </w:tcPr>
           <w:p>
             <w:pPr>
-              <w:pStyle w:val="Footer"/>
+              <w:pStyle w:val="Piedepgina"/>
               <w:tabs>
                 <w:tab w:val="clear" w:pos="4419"/>
                 <w:tab w:val="clear" w:pos="8838"/>
@@ -1874,7 +1872,7 @@
           </w:tcPr>
           <w:p>
             <w:pPr>
-              <w:pStyle w:val="Footer"/>
+              <w:pStyle w:val="Piedepgina"/>
               <w:tabs>
                 <w:tab w:val="clear" w:pos="4419"/>
                 <w:tab w:val="clear" w:pos="8838"/>
@@ -1892,32 +1890,14 @@
                 <w:bCs/>
                 <w:color w:val="3B3838" w:themeColor="background2" w:themeShade="40"/>
               </w:rPr>
-              <w:t xml:space="preserve">IL </w:t>
-            </w:r>
-            <w:proofErr w:type="gramStart"/>
-            <w:r>
-              <w:rPr>
-                <w:rFonts w:asciiTheme="minorHAnsi" w:eastAsiaTheme="minorEastAsia" w:hAnsiTheme="minorHAnsi" w:cstheme="minorBidi"/>
-                <w:b/>
-                <w:bCs/>
+              <w:t xml:space="preserve">IL 1.3  </w:t>
+            </w:r>
+            <w:r>
+              <w:rPr>
+                <w:rFonts w:asciiTheme="minorHAnsi" w:eastAsiaTheme="minorEastAsia" w:hAnsiTheme="minorHAnsi" w:cstheme="minorBidi"/>
                 <w:color w:val="3B3838" w:themeColor="background2" w:themeShade="40"/>
               </w:rPr>
-              <w:t xml:space="preserve">1.3  </w:t>
-            </w:r>
-            <w:r>
-              <w:rPr>
-                <w:rFonts w:asciiTheme="minorHAnsi" w:eastAsiaTheme="minorEastAsia" w:hAnsiTheme="minorHAnsi" w:cstheme="minorBidi"/>
-                <w:color w:val="3B3838" w:themeColor="background2" w:themeShade="40"/>
-              </w:rPr>
-              <w:t>Establece</w:t>
-            </w:r>
-            <w:proofErr w:type="gramEnd"/>
-            <w:r>
-              <w:rPr>
-                <w:rFonts w:asciiTheme="minorHAnsi" w:eastAsiaTheme="minorEastAsia" w:hAnsiTheme="minorHAnsi" w:cstheme="minorBidi"/>
-                <w:color w:val="3B3838" w:themeColor="background2" w:themeShade="40"/>
-              </w:rPr>
-              <w:t xml:space="preserve"> un plan de trabajo para su Proyecto APT y evidencias que permiten cumplir los objetivos propuestos, considerando recursos y tiempos pertinentes para el desarrollo de las actividades en el periodo académico establecido.</w:t>
+              <w:t>Establece un plan de trabajo para su Proyecto APT y evidencias que permiten cumplir los objetivos propuestos, considerando recursos y tiempos pertinentes para el desarrollo de las actividades en el periodo académico establecido.</w:t>
             </w:r>
           </w:p>
         </w:tc>
@@ -1928,7 +1908,7 @@
           </w:tcPr>
           <w:p>
             <w:pPr>
-              <w:pStyle w:val="Footer"/>
+              <w:pStyle w:val="Piedepgina"/>
               <w:tabs>
                 <w:tab w:val="clear" w:pos="4419"/>
                 <w:tab w:val="clear" w:pos="8838"/>
@@ -1956,7 +1936,7 @@
           </w:tcPr>
           <w:p>
             <w:pPr>
-              <w:pStyle w:val="Footer"/>
+              <w:pStyle w:val="Piedepgina"/>
               <w:jc w:val="center"/>
               <w:rPr>
                 <w:rFonts w:asciiTheme="minorHAnsi" w:eastAsiaTheme="minorEastAsia" w:hAnsiTheme="minorHAnsi" w:cstheme="minorBidi"/>
@@ -1979,7 +1959,7 @@
           </w:tcPr>
           <w:p>
             <w:pPr>
-              <w:pStyle w:val="Footer"/>
+              <w:pStyle w:val="Piedepgina"/>
               <w:tabs>
                 <w:tab w:val="clear" w:pos="4419"/>
                 <w:tab w:val="clear" w:pos="8838"/>
@@ -2015,7 +1995,7 @@
           </w:tcPr>
           <w:p>
             <w:pPr>
-              <w:pStyle w:val="Footer"/>
+              <w:pStyle w:val="Piedepgina"/>
               <w:tabs>
                 <w:tab w:val="clear" w:pos="4419"/>
                 <w:tab w:val="clear" w:pos="8838"/>
@@ -2036,7 +2016,7 @@
           </w:tcPr>
           <w:p>
             <w:pPr>
-              <w:pStyle w:val="Footer"/>
+              <w:pStyle w:val="Piedepgina"/>
               <w:tabs>
                 <w:tab w:val="clear" w:pos="4419"/>
                 <w:tab w:val="clear" w:pos="8838"/>
@@ -2056,7 +2036,7 @@
           </w:tcPr>
           <w:p>
             <w:pPr>
-              <w:pStyle w:val="Footer"/>
+              <w:pStyle w:val="Piedepgina"/>
               <w:tabs>
                 <w:tab w:val="clear" w:pos="4419"/>
                 <w:tab w:val="clear" w:pos="8838"/>
@@ -2084,7 +2064,7 @@
           </w:tcPr>
           <w:p>
             <w:pPr>
-              <w:pStyle w:val="Footer"/>
+              <w:pStyle w:val="Piedepgina"/>
               <w:jc w:val="center"/>
               <w:rPr>
                 <w:rFonts w:ascii="Calibri" w:hAnsi="Calibri" w:cs="Calibri"/>
@@ -2101,7 +2081,7 @@
           </w:tcPr>
           <w:p>
             <w:pPr>
-              <w:pStyle w:val="Footer"/>
+              <w:pStyle w:val="Piedepgina"/>
               <w:tabs>
                 <w:tab w:val="clear" w:pos="4419"/>
                 <w:tab w:val="clear" w:pos="8838"/>
@@ -2137,7 +2117,7 @@
           </w:tcPr>
           <w:p>
             <w:pPr>
-              <w:pStyle w:val="Footer"/>
+              <w:pStyle w:val="Piedepgina"/>
               <w:tabs>
                 <w:tab w:val="clear" w:pos="4419"/>
                 <w:tab w:val="clear" w:pos="8838"/>
@@ -2178,7 +2158,7 @@
           </w:p>
           <w:p>
             <w:pPr>
-              <w:pStyle w:val="Footer"/>
+              <w:pStyle w:val="Piedepgina"/>
               <w:tabs>
                 <w:tab w:val="clear" w:pos="4419"/>
                 <w:tab w:val="clear" w:pos="8838"/>
@@ -2205,7 +2185,7 @@
           </w:tcPr>
           <w:p>
             <w:pPr>
-              <w:pStyle w:val="Footer"/>
+              <w:pStyle w:val="Piedepgina"/>
               <w:tabs>
                 <w:tab w:val="clear" w:pos="4419"/>
                 <w:tab w:val="clear" w:pos="8838"/>
@@ -2233,7 +2213,7 @@
           </w:tcPr>
           <w:p>
             <w:pPr>
-              <w:pStyle w:val="Footer"/>
+              <w:pStyle w:val="Piedepgina"/>
               <w:jc w:val="center"/>
               <w:rPr>
                 <w:rFonts w:asciiTheme="minorHAnsi" w:eastAsiaTheme="minorEastAsia" w:hAnsiTheme="minorHAnsi" w:cstheme="minorBidi"/>
@@ -2256,7 +2236,7 @@
           </w:tcPr>
           <w:p>
             <w:pPr>
-              <w:pStyle w:val="Footer"/>
+              <w:pStyle w:val="Piedepgina"/>
               <w:tabs>
                 <w:tab w:val="clear" w:pos="4419"/>
                 <w:tab w:val="clear" w:pos="8838"/>
@@ -2292,7 +2272,7 @@
           </w:tcPr>
           <w:p>
             <w:pPr>
-              <w:pStyle w:val="Footer"/>
+              <w:pStyle w:val="Piedepgina"/>
               <w:tabs>
                 <w:tab w:val="clear" w:pos="4419"/>
                 <w:tab w:val="clear" w:pos="8838"/>
@@ -2328,7 +2308,7 @@
           </w:tcPr>
           <w:p>
             <w:pPr>
-              <w:pStyle w:val="Footer"/>
+              <w:pStyle w:val="Piedepgina"/>
               <w:tabs>
                 <w:tab w:val="clear" w:pos="4419"/>
                 <w:tab w:val="clear" w:pos="8838"/>
@@ -2356,7 +2336,7 @@
           </w:tcPr>
           <w:p>
             <w:pPr>
-              <w:pStyle w:val="Footer"/>
+              <w:pStyle w:val="Piedepgina"/>
               <w:jc w:val="center"/>
               <w:rPr>
                 <w:rFonts w:ascii="Calibri" w:hAnsi="Calibri" w:cs="Calibri"/>
@@ -2373,7 +2353,7 @@
           </w:tcPr>
           <w:p>
             <w:pPr>
-              <w:pStyle w:val="Footer"/>
+              <w:pStyle w:val="Piedepgina"/>
               <w:tabs>
                 <w:tab w:val="clear" w:pos="4419"/>
                 <w:tab w:val="clear" w:pos="8838"/>
@@ -2412,7 +2392,7 @@
           </w:tcPr>
           <w:p>
             <w:pPr>
-              <w:pStyle w:val="Footer"/>
+              <w:pStyle w:val="Piedepgina"/>
               <w:tabs>
                 <w:tab w:val="clear" w:pos="4419"/>
                 <w:tab w:val="clear" w:pos="8838"/>
@@ -2453,7 +2433,7 @@
           </w:p>
           <w:p>
             <w:pPr>
-              <w:pStyle w:val="Footer"/>
+              <w:pStyle w:val="Piedepgina"/>
               <w:tabs>
                 <w:tab w:val="clear" w:pos="4419"/>
                 <w:tab w:val="clear" w:pos="8838"/>
@@ -2483,23 +2463,7 @@
                 <w:rFonts w:asciiTheme="minorHAnsi" w:eastAsiaTheme="minorEastAsia" w:hAnsiTheme="minorHAnsi" w:cstheme="minorBidi"/>
                 <w:color w:val="3B3838" w:themeColor="background2" w:themeShade="40"/>
               </w:rPr>
-              <w:t xml:space="preserve">el diseño del Proyecto APT </w:t>
-            </w:r>
-            <w:proofErr w:type="gramStart"/>
-            <w:r>
-              <w:rPr>
-                <w:rFonts w:asciiTheme="minorHAnsi" w:eastAsiaTheme="minorEastAsia" w:hAnsiTheme="minorHAnsi" w:cstheme="minorBidi"/>
-                <w:color w:val="3B3838" w:themeColor="background2" w:themeShade="40"/>
-              </w:rPr>
-              <w:t>de acuerdo a</w:t>
-            </w:r>
-            <w:proofErr w:type="gramEnd"/>
-            <w:r>
-              <w:rPr>
-                <w:rFonts w:asciiTheme="minorHAnsi" w:eastAsiaTheme="minorEastAsia" w:hAnsiTheme="minorHAnsi" w:cstheme="minorBidi"/>
-                <w:color w:val="3B3838" w:themeColor="background2" w:themeShade="40"/>
-              </w:rPr>
-              <w:t xml:space="preserve"> estándares definidos por la disciplina.</w:t>
+              <w:t>el diseño del Proyecto APT de acuerdo a estándares definidos por la disciplina.</w:t>
             </w:r>
           </w:p>
         </w:tc>
@@ -2523,25 +2487,7 @@
                 <w:color w:val="000000" w:themeColor="text1"/>
                 <w:lang w:eastAsia="es-CL"/>
               </w:rPr>
-              <w:t xml:space="preserve">11. Cumple con los indicadores de calidad requeridos en la presentación del diseño del Proyecto APT </w:t>
-            </w:r>
-            <w:proofErr w:type="gramStart"/>
-            <w:r>
-              <w:rPr>
-                <w:rFonts w:asciiTheme="minorHAnsi" w:eastAsiaTheme="minorEastAsia" w:hAnsiTheme="minorHAnsi" w:cstheme="minorBidi"/>
-                <w:color w:val="000000" w:themeColor="text1"/>
-                <w:lang w:eastAsia="es-CL"/>
-              </w:rPr>
-              <w:t>de acuerdo a</w:t>
-            </w:r>
-            <w:proofErr w:type="gramEnd"/>
-            <w:r>
-              <w:rPr>
-                <w:rFonts w:asciiTheme="minorHAnsi" w:eastAsiaTheme="minorEastAsia" w:hAnsiTheme="minorHAnsi" w:cstheme="minorBidi"/>
-                <w:color w:val="000000" w:themeColor="text1"/>
-                <w:lang w:eastAsia="es-CL"/>
-              </w:rPr>
-              <w:t xml:space="preserve"> estándares definidos por la disciplina.</w:t>
+              <w:t>11. Cumple con los indicadores de calidad requeridos en la presentación del diseño del Proyecto APT de acuerdo a estándares definidos por la disciplina.</w:t>
             </w:r>
           </w:p>
         </w:tc>
@@ -2553,7 +2499,7 @@
           </w:tcPr>
           <w:p>
             <w:pPr>
-              <w:pStyle w:val="Footer"/>
+              <w:pStyle w:val="Piedepgina"/>
               <w:jc w:val="center"/>
               <w:rPr>
                 <w:rFonts w:asciiTheme="minorHAnsi" w:eastAsiaTheme="minorEastAsia" w:hAnsiTheme="minorHAnsi" w:cstheme="minorBidi"/>
@@ -2576,7 +2522,7 @@
           </w:tcPr>
           <w:p>
             <w:pPr>
-              <w:pStyle w:val="Footer"/>
+              <w:pStyle w:val="Piedepgina"/>
               <w:tabs>
                 <w:tab w:val="clear" w:pos="4419"/>
                 <w:tab w:val="clear" w:pos="8838"/>
@@ -2649,27 +2595,7 @@
                 <w:color w:val="000000" w:themeColor="text1"/>
                 <w:lang w:eastAsia="es-CL"/>
               </w:rPr>
-              <w:t xml:space="preserve">Redacta el </w:t>
-            </w:r>
-            <w:proofErr w:type="spellStart"/>
-            <w:proofErr w:type="gramStart"/>
-            <w:r>
-              <w:rPr>
-                <w:rFonts w:asciiTheme="minorHAnsi" w:eastAsiaTheme="minorEastAsia" w:hAnsiTheme="minorHAnsi" w:cstheme="minorBidi"/>
-                <w:color w:val="000000" w:themeColor="text1"/>
-                <w:lang w:eastAsia="es-CL"/>
-              </w:rPr>
-              <w:t>abstract</w:t>
-            </w:r>
-            <w:proofErr w:type="spellEnd"/>
-            <w:proofErr w:type="gramEnd"/>
-            <w:r>
-              <w:rPr>
-                <w:rFonts w:asciiTheme="minorHAnsi" w:eastAsiaTheme="minorEastAsia" w:hAnsiTheme="minorHAnsi" w:cstheme="minorBidi"/>
-                <w:color w:val="000000" w:themeColor="text1"/>
-                <w:lang w:eastAsia="es-CL"/>
-              </w:rPr>
-              <w:t>, las conclusiones y la reflexión en inglés con ideas completas que se conectan en secuencia lógica, utilizando estructuras gramaticales y vocabulario en forma correcta y pertinente al tema a un nivel intermedio alto.</w:t>
+              <w:t>Redacta el abstract, las conclusiones y la reflexión en inglés con ideas completas que se conectan en secuencia lógica, utilizando estructuras gramaticales y vocabulario en forma correcta y pertinente al tema a un nivel intermedio alto.</w:t>
             </w:r>
           </w:p>
         </w:tc>
@@ -2688,7 +2614,7 @@
           </w:tcPr>
           <w:p>
             <w:pPr>
-              <w:pStyle w:val="Footer"/>
+              <w:pStyle w:val="Piedepgina"/>
               <w:jc w:val="center"/>
               <w:rPr>
                 <w:rFonts w:asciiTheme="minorHAnsi" w:eastAsiaTheme="minorEastAsia" w:hAnsiTheme="minorHAnsi" w:cstheme="minorBidi"/>
@@ -2724,7 +2650,7 @@
           </w:tcPr>
           <w:p>
             <w:pPr>
-              <w:pStyle w:val="Footer"/>
+              <w:pStyle w:val="Piedepgina"/>
               <w:tabs>
                 <w:tab w:val="clear" w:pos="4419"/>
                 <w:tab w:val="clear" w:pos="8838"/>
@@ -2757,7 +2683,7 @@
           </w:tcPr>
           <w:p>
             <w:pPr>
-              <w:pStyle w:val="Footer"/>
+              <w:pStyle w:val="Piedepgina"/>
               <w:tabs>
                 <w:tab w:val="clear" w:pos="4419"/>
                 <w:tab w:val="clear" w:pos="8838"/>
@@ -2789,7 +2715,7 @@
           </w:tcPr>
           <w:p>
             <w:pPr>
-              <w:pStyle w:val="Footer"/>
+              <w:pStyle w:val="Piedepgina"/>
               <w:tabs>
                 <w:tab w:val="clear" w:pos="4419"/>
                 <w:tab w:val="clear" w:pos="8838"/>
@@ -2817,7 +2743,7 @@
     </w:tbl>
     <w:p>
       <w:pPr>
-        <w:pStyle w:val="Footer"/>
+        <w:pStyle w:val="Piedepgina"/>
         <w:tabs>
           <w:tab w:val="clear" w:pos="4419"/>
           <w:tab w:val="clear" w:pos="8838"/>
@@ -2841,7 +2767,7 @@
     </w:p>
     <w:p>
       <w:pPr>
-        <w:pStyle w:val="ListParagraph"/>
+        <w:pStyle w:val="Prrafodelista"/>
         <w:numPr>
           <w:ilvl w:val="0"/>
           <w:numId w:val="27"/>
@@ -2874,7 +2800,7 @@
     </w:p>
     <w:p>
       <w:pPr>
-        <w:pStyle w:val="Footer"/>
+        <w:pStyle w:val="Piedepgina"/>
         <w:framePr w:hSpace="141" w:wrap="around" w:vAnchor="text" w:hAnchor="text" w:xAlign="center" w:y="1"/>
         <w:tabs>
           <w:tab w:val="clear" w:pos="4419"/>
@@ -2926,7 +2852,7 @@
           </w:tcPr>
           <w:p>
             <w:pPr>
-              <w:pStyle w:val="Footer"/>
+              <w:pStyle w:val="Piedepgina"/>
               <w:tabs>
                 <w:tab w:val="clear" w:pos="4419"/>
                 <w:tab w:val="clear" w:pos="8838"/>
@@ -3034,7 +2960,7 @@
           </w:p>
           <w:p>
             <w:pPr>
-              <w:pStyle w:val="Footer"/>
+              <w:pStyle w:val="Piedepgina"/>
               <w:tabs>
                 <w:tab w:val="clear" w:pos="4419"/>
                 <w:tab w:val="clear" w:pos="8838"/>
@@ -3050,7 +2976,7 @@
           </w:p>
           <w:p>
             <w:pPr>
-              <w:pStyle w:val="Footer"/>
+              <w:pStyle w:val="Piedepgina"/>
               <w:tabs>
                 <w:tab w:val="clear" w:pos="4419"/>
                 <w:tab w:val="clear" w:pos="8838"/>
@@ -3177,7 +3103,7 @@
           </w:p>
           <w:p>
             <w:pPr>
-              <w:pStyle w:val="Footer"/>
+              <w:pStyle w:val="Piedepgina"/>
               <w:tabs>
                 <w:tab w:val="clear" w:pos="4419"/>
                 <w:tab w:val="clear" w:pos="8838"/>
@@ -3195,7 +3121,7 @@
           </w:p>
           <w:p>
             <w:pPr>
-              <w:pStyle w:val="Footer"/>
+              <w:pStyle w:val="Piedepgina"/>
               <w:tabs>
                 <w:tab w:val="clear" w:pos="4419"/>
                 <w:tab w:val="clear" w:pos="8838"/>
@@ -3220,7 +3146,7 @@
           </w:p>
           <w:p>
             <w:pPr>
-              <w:pStyle w:val="Footer"/>
+              <w:pStyle w:val="Piedepgina"/>
               <w:numPr>
                 <w:ilvl w:val="0"/>
                 <w:numId w:val="4"/>
@@ -3247,7 +3173,7 @@
           </w:p>
           <w:p>
             <w:pPr>
-              <w:pStyle w:val="Footer"/>
+              <w:pStyle w:val="Piedepgina"/>
               <w:numPr>
                 <w:ilvl w:val="0"/>
                 <w:numId w:val="4"/>
@@ -3274,7 +3200,7 @@
           </w:p>
           <w:p>
             <w:pPr>
-              <w:pStyle w:val="Footer"/>
+              <w:pStyle w:val="Piedepgina"/>
               <w:numPr>
                 <w:ilvl w:val="0"/>
                 <w:numId w:val="4"/>
@@ -3301,7 +3227,7 @@
           </w:p>
           <w:p>
             <w:pPr>
-              <w:pStyle w:val="Footer"/>
+              <w:pStyle w:val="Piedepgina"/>
               <w:tabs>
                 <w:tab w:val="clear" w:pos="4419"/>
                 <w:tab w:val="clear" w:pos="8838"/>
@@ -3349,7 +3275,7 @@
           </w:p>
           <w:p>
             <w:pPr>
-              <w:pStyle w:val="ListParagraph"/>
+              <w:pStyle w:val="Prrafodelista"/>
               <w:numPr>
                 <w:ilvl w:val="0"/>
                 <w:numId w:val="3"/>
@@ -3365,7 +3291,6 @@
                 <w:lang w:val="es-ES"/>
               </w:rPr>
             </w:pPr>
-            <w:proofErr w:type="spellStart"/>
             <w:r>
               <w:rPr>
                 <w:rStyle w:val="normaltextrun"/>
@@ -3375,24 +3300,12 @@
                 <w:szCs w:val="22"/>
                 <w:lang w:val="es-CL"/>
               </w:rPr>
-              <w:t>Abstract</w:t>
-            </w:r>
-            <w:proofErr w:type="spellEnd"/>
-            <w:r>
-              <w:rPr>
-                <w:rStyle w:val="normaltextrun"/>
-                <w:rFonts w:ascii="Calibri" w:eastAsia="Calibri" w:hAnsi="Calibri" w:cs="Calibri"/>
-                <w:color w:val="000000" w:themeColor="text1"/>
-                <w:sz w:val="22"/>
-                <w:szCs w:val="22"/>
-                <w:lang w:val="es-CL"/>
-              </w:rPr>
-              <w:t xml:space="preserve"> (inglés y español) </w:t>
-            </w:r>
-          </w:p>
-          <w:p>
-            <w:pPr>
-              <w:pStyle w:val="ListParagraph"/>
+              <w:t>Abstract (inglés y español) </w:t>
+            </w:r>
+          </w:p>
+          <w:p>
+            <w:pPr>
+              <w:pStyle w:val="Prrafodelista"/>
               <w:numPr>
                 <w:ilvl w:val="0"/>
                 <w:numId w:val="3"/>
@@ -3422,7 +3335,7 @@
           </w:p>
           <w:p>
             <w:pPr>
-              <w:pStyle w:val="ListParagraph"/>
+              <w:pStyle w:val="Prrafodelista"/>
               <w:numPr>
                 <w:ilvl w:val="0"/>
                 <w:numId w:val="3"/>
@@ -3489,7 +3402,7 @@
           </w:p>
           <w:p>
             <w:pPr>
-              <w:pStyle w:val="ListParagraph"/>
+              <w:pStyle w:val="Prrafodelista"/>
               <w:numPr>
                 <w:ilvl w:val="0"/>
                 <w:numId w:val="15"/>
@@ -3519,7 +3432,7 @@
           </w:p>
           <w:p>
             <w:pPr>
-              <w:pStyle w:val="ListParagraph"/>
+              <w:pStyle w:val="Prrafodelista"/>
               <w:numPr>
                 <w:ilvl w:val="0"/>
                 <w:numId w:val="15"/>
@@ -3549,7 +3462,7 @@
           </w:p>
           <w:p>
             <w:pPr>
-              <w:pStyle w:val="ListParagraph"/>
+              <w:pStyle w:val="Prrafodelista"/>
               <w:numPr>
                 <w:ilvl w:val="0"/>
                 <w:numId w:val="15"/>
@@ -3579,7 +3492,7 @@
           </w:p>
           <w:p>
             <w:pPr>
-              <w:pStyle w:val="ListParagraph"/>
+              <w:pStyle w:val="Prrafodelista"/>
               <w:numPr>
                 <w:ilvl w:val="0"/>
                 <w:numId w:val="15"/>
@@ -3609,7 +3522,7 @@
           </w:p>
           <w:p>
             <w:pPr>
-              <w:pStyle w:val="ListParagraph"/>
+              <w:pStyle w:val="Prrafodelista"/>
               <w:numPr>
                 <w:ilvl w:val="0"/>
                 <w:numId w:val="15"/>
@@ -3639,7 +3552,7 @@
           </w:p>
           <w:p>
             <w:pPr>
-              <w:pStyle w:val="ListParagraph"/>
+              <w:pStyle w:val="Prrafodelista"/>
               <w:numPr>
                 <w:ilvl w:val="0"/>
                 <w:numId w:val="15"/>
@@ -3669,7 +3582,7 @@
           </w:p>
           <w:p>
             <w:pPr>
-              <w:pStyle w:val="ListParagraph"/>
+              <w:pStyle w:val="Prrafodelista"/>
               <w:numPr>
                 <w:ilvl w:val="0"/>
                 <w:numId w:val="15"/>
@@ -3699,7 +3612,7 @@
           </w:p>
           <w:p>
             <w:pPr>
-              <w:pStyle w:val="ListParagraph"/>
+              <w:pStyle w:val="Prrafodelista"/>
               <w:numPr>
                 <w:ilvl w:val="0"/>
                 <w:numId w:val="15"/>
@@ -3773,7 +3686,7 @@
           </w:p>
           <w:p>
             <w:pPr>
-              <w:pStyle w:val="ListParagraph"/>
+              <w:pStyle w:val="Prrafodelista"/>
               <w:numPr>
                 <w:ilvl w:val="0"/>
                 <w:numId w:val="7"/>
@@ -3803,7 +3716,7 @@
           </w:p>
           <w:p>
             <w:pPr>
-              <w:pStyle w:val="ListParagraph"/>
+              <w:pStyle w:val="Prrafodelista"/>
               <w:numPr>
                 <w:ilvl w:val="0"/>
                 <w:numId w:val="7"/>
@@ -3877,7 +3790,7 @@
           </w:p>
           <w:p>
             <w:pPr>
-              <w:pStyle w:val="ListParagraph"/>
+              <w:pStyle w:val="Prrafodelista"/>
               <w:numPr>
                 <w:ilvl w:val="0"/>
                 <w:numId w:val="5"/>
@@ -3908,7 +3821,7 @@
           </w:p>
           <w:p>
             <w:pPr>
-              <w:pStyle w:val="Footer"/>
+              <w:pStyle w:val="Piedepgina"/>
               <w:tabs>
                 <w:tab w:val="clear" w:pos="4419"/>
                 <w:tab w:val="clear" w:pos="8838"/>
@@ -3923,7 +3836,7 @@
           </w:p>
           <w:p>
             <w:pPr>
-              <w:pStyle w:val="Footer"/>
+              <w:pStyle w:val="Piedepgina"/>
               <w:tabs>
                 <w:tab w:val="clear" w:pos="4419"/>
                 <w:tab w:val="clear" w:pos="8838"/>
@@ -3955,7 +3868,7 @@
           </w:p>
           <w:p>
             <w:pPr>
-              <w:pStyle w:val="Footer"/>
+              <w:pStyle w:val="Piedepgina"/>
               <w:tabs>
                 <w:tab w:val="clear" w:pos="4419"/>
                 <w:tab w:val="clear" w:pos="8838"/>
@@ -3971,7 +3884,7 @@
           </w:p>
           <w:p>
             <w:pPr>
-              <w:pStyle w:val="Footer"/>
+              <w:pStyle w:val="Piedepgina"/>
               <w:tabs>
                 <w:tab w:val="clear" w:pos="4419"/>
                 <w:tab w:val="clear" w:pos="8838"/>
@@ -4031,7 +3944,7 @@
           </w:p>
           <w:p>
             <w:pPr>
-              <w:pStyle w:val="Footer"/>
+              <w:pStyle w:val="Piedepgina"/>
               <w:tabs>
                 <w:tab w:val="clear" w:pos="4419"/>
                 <w:tab w:val="clear" w:pos="8838"/>
@@ -4047,7 +3960,7 @@
           </w:p>
           <w:p>
             <w:pPr>
-              <w:pStyle w:val="Footer"/>
+              <w:pStyle w:val="Piedepgina"/>
               <w:tabs>
                 <w:tab w:val="clear" w:pos="4419"/>
                 <w:tab w:val="clear" w:pos="8838"/>
@@ -4107,7 +4020,7 @@
           </w:p>
           <w:p>
             <w:pPr>
-              <w:pStyle w:val="Footer"/>
+              <w:pStyle w:val="Piedepgina"/>
               <w:tabs>
                 <w:tab w:val="clear" w:pos="4419"/>
                 <w:tab w:val="clear" w:pos="8838"/>
@@ -4141,7 +4054,7 @@
           </w:p>
           <w:p>
             <w:pPr>
-              <w:pStyle w:val="Footer"/>
+              <w:pStyle w:val="Piedepgina"/>
               <w:tabs>
                 <w:tab w:val="clear" w:pos="4419"/>
                 <w:tab w:val="clear" w:pos="8838"/>
@@ -4193,25 +4106,7 @@
                 <w:sz w:val="22"/>
                 <w:szCs w:val="22"/>
               </w:rPr>
-              <w:t xml:space="preserve"> diseño del Proyecto APT </w:t>
-            </w:r>
-            <w:proofErr w:type="gramStart"/>
-            <w:r>
-              <w:rPr>
-                <w:rFonts w:asciiTheme="minorHAnsi" w:eastAsiaTheme="minorEastAsia" w:hAnsiTheme="minorHAnsi" w:cstheme="minorBidi"/>
-                <w:sz w:val="22"/>
-                <w:szCs w:val="22"/>
-              </w:rPr>
-              <w:t>de acuerdo a</w:t>
-            </w:r>
-            <w:proofErr w:type="gramEnd"/>
-            <w:r>
-              <w:rPr>
-                <w:rFonts w:asciiTheme="minorHAnsi" w:eastAsiaTheme="minorEastAsia" w:hAnsiTheme="minorHAnsi" w:cstheme="minorBidi"/>
-                <w:sz w:val="22"/>
-                <w:szCs w:val="22"/>
-              </w:rPr>
-              <w:t xml:space="preserve"> estándares definidos por la disciplina”, deberás revisar si tu Definición de Proyecto APT cumple con los indicadores de calidad disciplinarios, propios de las competencias del Perfil de Egreso de la Carrera que están involucradas en tu Proyecto. Para ello, deberás seleccionar de la siguiente tabla aquellos indicadores de calidad propios de cada una de las competencias del perfil de egreso que </w:t>
+              <w:t xml:space="preserve"> diseño del Proyecto APT de acuerdo a estándares definidos por la disciplina”, deberás revisar si tu Definición de Proyecto APT cumple con los indicadores de calidad disciplinarios, propios de las competencias del Perfil de Egreso de la Carrera que están involucradas en tu Proyecto. Para ello, deberás seleccionar de la siguiente tabla aquellos indicadores de calidad propios de cada una de las competencias del perfil de egreso que </w:t>
             </w:r>
             <w:r>
               <w:rPr>
@@ -4248,7 +4143,7 @@
           </w:p>
           <w:p>
             <w:pPr>
-              <w:pStyle w:val="Footer"/>
+              <w:pStyle w:val="Piedepgina"/>
               <w:tabs>
                 <w:tab w:val="clear" w:pos="4419"/>
                 <w:tab w:val="clear" w:pos="8838"/>
@@ -4268,7 +4163,7 @@
     </w:tbl>
     <w:p>
       <w:pPr>
-        <w:pStyle w:val="Header"/>
+        <w:pStyle w:val="Encabezado"/>
         <w:jc w:val="both"/>
         <w:rPr>
           <w:rFonts w:asciiTheme="minorHAnsi" w:eastAsiaTheme="minorEastAsia" w:hAnsiTheme="minorHAnsi" w:cstheme="minorBidi"/>
@@ -4294,7 +4189,7 @@
     </w:p>
     <w:tbl>
       <w:tblPr>
-        <w:tblStyle w:val="TableGrid"/>
+        <w:tblStyle w:val="Tablaconcuadrcula"/>
         <w:tblW w:w="0" w:type="auto"/>
         <w:tblLayout w:type="fixed"/>
         <w:tblLook w:val="04A0" w:firstRow="1" w:lastRow="0" w:firstColumn="1" w:lastColumn="0" w:noHBand="0" w:noVBand="1"/>
@@ -4321,7 +4216,7 @@
           </w:tcPr>
           <w:p>
             <w:pPr>
-              <w:pStyle w:val="Footer"/>
+              <w:pStyle w:val="Piedepgina"/>
               <w:tabs>
                 <w:tab w:val="clear" w:pos="4419"/>
                 <w:tab w:val="clear" w:pos="8838"/>
@@ -4358,7 +4253,7 @@
           </w:tcPr>
           <w:p>
             <w:pPr>
-              <w:pStyle w:val="Footer"/>
+              <w:pStyle w:val="Piedepgina"/>
               <w:tabs>
                 <w:tab w:val="clear" w:pos="4419"/>
                 <w:tab w:val="clear" w:pos="8838"/>
@@ -4428,7 +4323,7 @@
           </w:tcPr>
           <w:p>
             <w:pPr>
-              <w:pStyle w:val="Footer"/>
+              <w:pStyle w:val="Piedepgina"/>
               <w:tabs>
                 <w:tab w:val="clear" w:pos="4419"/>
                 <w:tab w:val="clear" w:pos="8838"/>
@@ -4540,23 +4435,7 @@
                 <w:rFonts w:asciiTheme="minorHAnsi" w:eastAsiaTheme="minorEastAsia" w:hAnsiTheme="minorHAnsi" w:cstheme="minorBidi"/>
                 <w:color w:val="000000" w:themeColor="text1"/>
               </w:rPr>
-              <w:t xml:space="preserve">1.3 Desarrolla mejoras al producto en base al resultado de </w:t>
-            </w:r>
-            <w:proofErr w:type="gramStart"/>
-            <w:r>
-              <w:rPr>
-                <w:rFonts w:asciiTheme="minorHAnsi" w:eastAsiaTheme="minorEastAsia" w:hAnsiTheme="minorHAnsi" w:cstheme="minorBidi"/>
-                <w:color w:val="000000" w:themeColor="text1"/>
-              </w:rPr>
-              <w:t>las mismas</w:t>
-            </w:r>
-            <w:proofErr w:type="gramEnd"/>
-            <w:r>
-              <w:rPr>
-                <w:rFonts w:asciiTheme="minorHAnsi" w:eastAsiaTheme="minorEastAsia" w:hAnsiTheme="minorHAnsi" w:cstheme="minorBidi"/>
-                <w:color w:val="000000" w:themeColor="text1"/>
-              </w:rPr>
-              <w:t xml:space="preserve">. </w:t>
+              <w:t xml:space="preserve">1.3 Desarrolla mejoras al producto en base al resultado de las mismas. </w:t>
             </w:r>
           </w:p>
         </w:tc>
@@ -4579,7 +4458,7 @@
           </w:tcPr>
           <w:p>
             <w:pPr>
-              <w:pStyle w:val="Footer"/>
+              <w:pStyle w:val="Piedepgina"/>
               <w:tabs>
                 <w:tab w:val="clear" w:pos="4419"/>
                 <w:tab w:val="clear" w:pos="8838"/>
@@ -4597,27 +4476,7 @@
                 <w:bCs/>
                 <w:color w:val="000000" w:themeColor="text1"/>
               </w:rPr>
-              <w:t xml:space="preserve">Gestionar proyectos informáticos, ofreciendo alternativas para la toma de decisiones </w:t>
-            </w:r>
-            <w:proofErr w:type="gramStart"/>
-            <w:r>
-              <w:rPr>
-                <w:rFonts w:asciiTheme="minorHAnsi" w:eastAsiaTheme="minorEastAsia" w:hAnsiTheme="minorHAnsi" w:cstheme="minorBidi"/>
-                <w:b/>
-                <w:bCs/>
-                <w:color w:val="000000" w:themeColor="text1"/>
-              </w:rPr>
-              <w:t>de acuerdo a</w:t>
-            </w:r>
-            <w:proofErr w:type="gramEnd"/>
-            <w:r>
-              <w:rPr>
-                <w:rFonts w:asciiTheme="minorHAnsi" w:eastAsiaTheme="minorEastAsia" w:hAnsiTheme="minorHAnsi" w:cstheme="minorBidi"/>
-                <w:b/>
-                <w:bCs/>
-                <w:color w:val="000000" w:themeColor="text1"/>
-              </w:rPr>
-              <w:t xml:space="preserve"> los requerimientos de la organización.</w:t>
+              <w:t>Gestionar proyectos informáticos, ofreciendo alternativas para la toma de decisiones de acuerdo a los requerimientos de la organización.</w:t>
             </w:r>
           </w:p>
         </w:tc>
@@ -4645,23 +4504,7 @@
                 <w:rFonts w:asciiTheme="minorHAnsi" w:eastAsiaTheme="minorEastAsia" w:hAnsiTheme="minorHAnsi" w:cstheme="minorBidi"/>
                 <w:color w:val="000000" w:themeColor="text1"/>
               </w:rPr>
-              <w:t xml:space="preserve">2.1 Planifica proyectos informáticos, ofreciendo alternativas para la toma de decisiones </w:t>
-            </w:r>
-            <w:proofErr w:type="gramStart"/>
-            <w:r>
-              <w:rPr>
-                <w:rFonts w:asciiTheme="minorHAnsi" w:eastAsiaTheme="minorEastAsia" w:hAnsiTheme="minorHAnsi" w:cstheme="minorBidi"/>
-                <w:color w:val="000000" w:themeColor="text1"/>
-              </w:rPr>
-              <w:t>de acuerdo a</w:t>
-            </w:r>
-            <w:proofErr w:type="gramEnd"/>
-            <w:r>
-              <w:rPr>
-                <w:rFonts w:asciiTheme="minorHAnsi" w:eastAsiaTheme="minorEastAsia" w:hAnsiTheme="minorHAnsi" w:cstheme="minorBidi"/>
-                <w:color w:val="000000" w:themeColor="text1"/>
-              </w:rPr>
-              <w:t xml:space="preserve"> los requerimientos de la organización.</w:t>
+              <w:t>2.1 Planifica proyectos informáticos, ofreciendo alternativas para la toma de decisiones de acuerdo a los requerimientos de la organización.</w:t>
             </w:r>
           </w:p>
         </w:tc>
@@ -4702,23 +4545,7 @@
                 <w:rFonts w:asciiTheme="minorHAnsi" w:eastAsiaTheme="minorEastAsia" w:hAnsiTheme="minorHAnsi" w:cstheme="minorBidi"/>
                 <w:color w:val="000000" w:themeColor="text1"/>
               </w:rPr>
-              <w:t xml:space="preserve">2.2 Controla proyectos informáticos, ofreciendo alternativas para la toma de decisiones </w:t>
-            </w:r>
-            <w:proofErr w:type="gramStart"/>
-            <w:r>
-              <w:rPr>
-                <w:rFonts w:asciiTheme="minorHAnsi" w:eastAsiaTheme="minorEastAsia" w:hAnsiTheme="minorHAnsi" w:cstheme="minorBidi"/>
-                <w:color w:val="000000" w:themeColor="text1"/>
-              </w:rPr>
-              <w:t>de acuerdo a</w:t>
-            </w:r>
-            <w:proofErr w:type="gramEnd"/>
-            <w:r>
-              <w:rPr>
-                <w:rFonts w:asciiTheme="minorHAnsi" w:eastAsiaTheme="minorEastAsia" w:hAnsiTheme="minorHAnsi" w:cstheme="minorBidi"/>
-                <w:color w:val="000000" w:themeColor="text1"/>
-              </w:rPr>
-              <w:t xml:space="preserve"> los requerimientos de la organización.</w:t>
+              <w:t>2.2 Controla proyectos informáticos, ofreciendo alternativas para la toma de decisiones de acuerdo a los requerimientos de la organización.</w:t>
             </w:r>
           </w:p>
         </w:tc>
@@ -4741,7 +4568,7 @@
           </w:tcPr>
           <w:p>
             <w:pPr>
-              <w:pStyle w:val="Footer"/>
+              <w:pStyle w:val="Piedepgina"/>
               <w:tabs>
                 <w:tab w:val="clear" w:pos="4419"/>
                 <w:tab w:val="clear" w:pos="8838"/>
@@ -4759,27 +4586,7 @@
                 <w:bCs/>
                 <w:color w:val="000000" w:themeColor="text1"/>
               </w:rPr>
-              <w:t xml:space="preserve">Construir modelos de datos para soportar los requerimientos de la organización </w:t>
-            </w:r>
-            <w:proofErr w:type="gramStart"/>
-            <w:r>
-              <w:rPr>
-                <w:rFonts w:asciiTheme="minorHAnsi" w:eastAsiaTheme="minorEastAsia" w:hAnsiTheme="minorHAnsi" w:cstheme="minorBidi"/>
-                <w:b/>
-                <w:bCs/>
-                <w:color w:val="000000" w:themeColor="text1"/>
-              </w:rPr>
-              <w:t>de acuerdo a</w:t>
-            </w:r>
-            <w:proofErr w:type="gramEnd"/>
-            <w:r>
-              <w:rPr>
-                <w:rFonts w:asciiTheme="minorHAnsi" w:eastAsiaTheme="minorEastAsia" w:hAnsiTheme="minorHAnsi" w:cstheme="minorBidi"/>
-                <w:b/>
-                <w:bCs/>
-                <w:color w:val="000000" w:themeColor="text1"/>
-              </w:rPr>
-              <w:t xml:space="preserve"> un diseño definido y escalable en el tiempo.</w:t>
+              <w:t>Construir modelos de datos para soportar los requerimientos de la organización de acuerdo a un diseño definido y escalable en el tiempo.</w:t>
             </w:r>
           </w:p>
         </w:tc>
@@ -4807,23 +4614,7 @@
                 <w:rFonts w:asciiTheme="minorHAnsi" w:eastAsiaTheme="minorEastAsia" w:hAnsiTheme="minorHAnsi" w:cstheme="minorBidi"/>
                 <w:color w:val="000000" w:themeColor="text1"/>
               </w:rPr>
-              <w:t xml:space="preserve">3.1 Diseña modelos de datos para soportar los requerimientos de la organización </w:t>
-            </w:r>
-            <w:proofErr w:type="gramStart"/>
-            <w:r>
-              <w:rPr>
-                <w:rFonts w:asciiTheme="minorHAnsi" w:eastAsiaTheme="minorEastAsia" w:hAnsiTheme="minorHAnsi" w:cstheme="minorBidi"/>
-                <w:color w:val="000000" w:themeColor="text1"/>
-              </w:rPr>
-              <w:t>de acuerdo a</w:t>
-            </w:r>
-            <w:proofErr w:type="gramEnd"/>
-            <w:r>
-              <w:rPr>
-                <w:rFonts w:asciiTheme="minorHAnsi" w:eastAsiaTheme="minorEastAsia" w:hAnsiTheme="minorHAnsi" w:cstheme="minorBidi"/>
-                <w:color w:val="000000" w:themeColor="text1"/>
-              </w:rPr>
-              <w:t xml:space="preserve"> un diseño definido y escalable en el tiempo.</w:t>
+              <w:t>3.1 Diseña modelos de datos para soportar los requerimientos de la organización de acuerdo a un diseño definido y escalable en el tiempo.</w:t>
             </w:r>
           </w:p>
         </w:tc>
@@ -4864,23 +4655,7 @@
                 <w:rFonts w:asciiTheme="minorHAnsi" w:eastAsiaTheme="minorEastAsia" w:hAnsiTheme="minorHAnsi" w:cstheme="minorBidi"/>
                 <w:color w:val="000000" w:themeColor="text1"/>
               </w:rPr>
-              <w:t xml:space="preserve">3.2 Implementa modelos de datos para soportar los requerimientos de la organización </w:t>
-            </w:r>
-            <w:proofErr w:type="gramStart"/>
-            <w:r>
-              <w:rPr>
-                <w:rFonts w:asciiTheme="minorHAnsi" w:eastAsiaTheme="minorEastAsia" w:hAnsiTheme="minorHAnsi" w:cstheme="minorBidi"/>
-                <w:color w:val="000000" w:themeColor="text1"/>
-              </w:rPr>
-              <w:t>de acuerdo a</w:t>
-            </w:r>
-            <w:proofErr w:type="gramEnd"/>
-            <w:r>
-              <w:rPr>
-                <w:rFonts w:asciiTheme="minorHAnsi" w:eastAsiaTheme="minorEastAsia" w:hAnsiTheme="minorHAnsi" w:cstheme="minorBidi"/>
-                <w:color w:val="000000" w:themeColor="text1"/>
-              </w:rPr>
-              <w:t xml:space="preserve"> un diseño definido y escalable en el tiempo.</w:t>
+              <w:t>3.2 Implementa modelos de datos para soportar los requerimientos de la organización de acuerdo a un diseño definido y escalable en el tiempo.</w:t>
             </w:r>
           </w:p>
         </w:tc>
@@ -4903,7 +4678,7 @@
           </w:tcPr>
           <w:p>
             <w:pPr>
-              <w:pStyle w:val="Footer"/>
+              <w:pStyle w:val="Piedepgina"/>
               <w:tabs>
                 <w:tab w:val="clear" w:pos="4419"/>
                 <w:tab w:val="clear" w:pos="8838"/>
@@ -5039,7 +4814,7 @@
     </w:tbl>
     <w:p>
       <w:pPr>
-        <w:pStyle w:val="Header"/>
+        <w:pStyle w:val="Encabezado"/>
         <w:jc w:val="both"/>
         <w:rPr>
           <w:rFonts w:asciiTheme="minorHAnsi" w:eastAsiaTheme="minorEastAsia" w:hAnsiTheme="minorHAnsi" w:cstheme="minorBidi"/>
@@ -5074,7 +4849,7 @@
     </w:p>
     <w:p>
       <w:pPr>
-        <w:pStyle w:val="Header"/>
+        <w:pStyle w:val="Encabezado"/>
         <w:pBdr>
           <w:bottom w:val="single" w:sz="4" w:space="0" w:color="auto"/>
         </w:pBdr>
@@ -5725,7 +5500,7 @@
     </w:p>
     <w:tbl>
       <w:tblPr>
-        <w:tblStyle w:val="TableGridLight"/>
+        <w:tblStyle w:val="Tablaconcuadrculaclara"/>
         <w:tblpPr w:leftFromText="141" w:rightFromText="141" w:vertAnchor="text" w:tblpXSpec="center" w:tblpY="1"/>
         <w:tblW w:w="12994" w:type="dxa"/>
         <w:tblBorders>
@@ -7590,23 +7365,7 @@
                 <w:rFonts w:asciiTheme="minorHAnsi" w:eastAsiaTheme="minorEastAsia" w:hAnsiTheme="minorHAnsi" w:cstheme="minorBidi"/>
                 <w:color w:val="000000" w:themeColor="text1"/>
               </w:rPr>
-              <w:t xml:space="preserve">objetivos claros y coherentes con la situación a abordar, pero imprecisos </w:t>
-            </w:r>
-            <w:proofErr w:type="gramStart"/>
-            <w:r>
-              <w:rPr>
-                <w:rFonts w:asciiTheme="minorHAnsi" w:eastAsiaTheme="minorEastAsia" w:hAnsiTheme="minorHAnsi" w:cstheme="minorBidi"/>
-                <w:color w:val="000000" w:themeColor="text1"/>
-              </w:rPr>
-              <w:t>de acuerdo a</w:t>
-            </w:r>
-            <w:proofErr w:type="gramEnd"/>
-            <w:r>
-              <w:rPr>
-                <w:rFonts w:asciiTheme="minorHAnsi" w:eastAsiaTheme="minorEastAsia" w:hAnsiTheme="minorHAnsi" w:cstheme="minorBidi"/>
-                <w:color w:val="000000" w:themeColor="text1"/>
-              </w:rPr>
-              <w:t xml:space="preserve"> la disciplina. </w:t>
+              <w:t xml:space="preserve">objetivos claros y coherentes con la situación a abordar, pero imprecisos de acuerdo a la disciplina. </w:t>
             </w:r>
           </w:p>
         </w:tc>
@@ -8915,25 +8674,7 @@
                 <w:color w:val="000000" w:themeColor="text1"/>
                 <w:lang w:eastAsia="es-CL"/>
               </w:rPr>
-              <w:t xml:space="preserve"> diseño del Proyecto APT </w:t>
-            </w:r>
-            <w:proofErr w:type="gramStart"/>
-            <w:r>
-              <w:rPr>
-                <w:rFonts w:asciiTheme="minorHAnsi" w:eastAsiaTheme="minorEastAsia" w:hAnsiTheme="minorHAnsi" w:cstheme="minorBidi"/>
-                <w:color w:val="000000" w:themeColor="text1"/>
-                <w:lang w:eastAsia="es-CL"/>
-              </w:rPr>
-              <w:t>de acuerdo a</w:t>
-            </w:r>
-            <w:proofErr w:type="gramEnd"/>
-            <w:r>
-              <w:rPr>
-                <w:rFonts w:asciiTheme="minorHAnsi" w:eastAsiaTheme="minorEastAsia" w:hAnsiTheme="minorHAnsi" w:cstheme="minorBidi"/>
-                <w:color w:val="000000" w:themeColor="text1"/>
-                <w:lang w:eastAsia="es-CL"/>
-              </w:rPr>
-              <w:t xml:space="preserve"> estándares definidos por la disciplina.</w:t>
+              <w:t xml:space="preserve"> diseño del Proyecto APT de acuerdo a estándares definidos por la disciplina.</w:t>
             </w:r>
           </w:p>
         </w:tc>
@@ -9093,27 +8834,7 @@
                 <w:color w:val="000000" w:themeColor="text1"/>
                 <w:lang w:eastAsia="es-CL"/>
               </w:rPr>
-              <w:t xml:space="preserve">12.  Redacta el </w:t>
-            </w:r>
-            <w:proofErr w:type="spellStart"/>
-            <w:proofErr w:type="gramStart"/>
-            <w:r>
-              <w:rPr>
-                <w:rFonts w:asciiTheme="minorHAnsi" w:eastAsiaTheme="minorEastAsia" w:hAnsiTheme="minorHAnsi" w:cstheme="minorBidi"/>
-                <w:color w:val="000000" w:themeColor="text1"/>
-                <w:lang w:eastAsia="es-CL"/>
-              </w:rPr>
-              <w:t>abstract</w:t>
-            </w:r>
-            <w:proofErr w:type="spellEnd"/>
-            <w:proofErr w:type="gramEnd"/>
-            <w:r>
-              <w:rPr>
-                <w:rFonts w:asciiTheme="minorHAnsi" w:eastAsiaTheme="minorEastAsia" w:hAnsiTheme="minorHAnsi" w:cstheme="minorBidi"/>
-                <w:color w:val="000000" w:themeColor="text1"/>
-                <w:lang w:eastAsia="es-CL"/>
-              </w:rPr>
-              <w:t xml:space="preserve">, las conclusiones y la reflexión en inglés con ideas completas que se conectan en secuencia lógica, </w:t>
+              <w:t xml:space="preserve">12.  Redacta el abstract, las conclusiones y la reflexión en inglés con ideas completas que se conectan en secuencia lógica, </w:t>
             </w:r>
             <w:r>
               <w:rPr>
@@ -9398,7 +9119,7 @@
 </file>
 
 <file path=word/endnotes.xml><?xml version="1.0" encoding="utf-8"?>
-<w:endnotes xmlns:wpc="http://schemas.microsoft.com/office/word/2010/wordprocessingCanvas" xmlns:cx="http://schemas.microsoft.com/office/drawing/2014/chartex" xmlns:cx1="http://schemas.microsoft.com/office/drawing/2015/9/8/chartex" xmlns:cx2="http://schemas.microsoft.com/office/drawing/2015/10/21/chartex" xmlns:cx3="http://schemas.microsoft.com/office/drawing/2016/5/9/chartex" xmlns:cx4="http://schemas.microsoft.com/office/drawing/2016/5/10/chartex" xmlns:cx5="http://schemas.microsoft.com/office/drawing/2016/5/11/chartex" xmlns:cx6="http://schemas.microsoft.com/office/drawing/2016/5/12/chartex" xmlns:cx7="http://schemas.microsoft.com/office/drawing/2016/5/13/chartex" xmlns:cx8="http://schemas.microsoft.com/office/drawing/2016/5/14/chartex" xmlns:mc="http://schemas.openxmlformats.org/markup-compatibility/2006" xmlns:aink="http://schemas.microsoft.com/office/drawing/2016/ink" xmlns:am3d="http://schemas.microsoft.com/office/drawing/2017/model3d" xmlns:o="urn:schemas-microsoft-com:office:office" xmlns:oel="http://schemas.microsoft.com/office/2019/extlst" xmlns:r="http://schemas.openxmlformats.org/officeDocument/2006/relationships" xmlns:m="http://schemas.openxmlformats.org/officeDocument/2006/math" xmlns:v="urn:schemas-microsoft-com:vml" xmlns:wp14="http://schemas.microsoft.com/office/word/2010/wordprocessingDrawing" xmlns:wp="http://schemas.openxmlformats.org/drawingml/2006/wordprocessingDrawing" xmlns:w10="urn:schemas-microsoft-com:office:word" xmlns:w="http://schemas.openxmlformats.org/wordprocessingml/2006/main" xmlns:w14="http://schemas.microsoft.com/office/word/2010/wordml" xmlns:w15="http://schemas.microsoft.com/office/word/2012/wordml" xmlns:w16cex="http://schemas.microsoft.com/office/word/2018/wordml/cex" xmlns:w16cid="http://schemas.microsoft.com/office/word/2016/wordml/cid" xmlns:w16="http://schemas.microsoft.com/office/word/2018/wordml" xmlns:w16du="http://schemas.microsoft.com/office/word/2023/wordml/word16du" xmlns:w16sdtdh="http://schemas.microsoft.com/office/word/2020/wordml/sdtdatahash" xmlns:w16sdtfl="http://schemas.microsoft.com/office/word/2024/wordml/sdtformatlock" xmlns:w16se="http://schemas.microsoft.com/office/word/2015/wordml/symex" xmlns:wpg="http://schemas.microsoft.com/office/word/2010/wordprocessingGroup" xmlns:wpi="http://schemas.microsoft.com/office/word/2010/wordprocessingInk" xmlns:wne="http://schemas.microsoft.com/office/word/2006/wordml" xmlns:wps="http://schemas.microsoft.com/office/word/2010/wordprocessingShape" mc:Ignorable="w14 w15 w16se w16cid w16 w16cex w16sdtdh w16sdtfl w16du wp14">
+<w:endnotes xmlns:wpc="http://schemas.microsoft.com/office/word/2010/wordprocessingCanvas" xmlns:cx="http://schemas.microsoft.com/office/drawing/2014/chartex" xmlns:cx1="http://schemas.microsoft.com/office/drawing/2015/9/8/chartex" xmlns:cx2="http://schemas.microsoft.com/office/drawing/2015/10/21/chartex" xmlns:cx3="http://schemas.microsoft.com/office/drawing/2016/5/9/chartex" xmlns:cx4="http://schemas.microsoft.com/office/drawing/2016/5/10/chartex" xmlns:cx5="http://schemas.microsoft.com/office/drawing/2016/5/11/chartex" xmlns:cx6="http://schemas.microsoft.com/office/drawing/2016/5/12/chartex" xmlns:cx7="http://schemas.microsoft.com/office/drawing/2016/5/13/chartex" xmlns:cx8="http://schemas.microsoft.com/office/drawing/2016/5/14/chartex" xmlns:mc="http://schemas.openxmlformats.org/markup-compatibility/2006" xmlns:aink="http://schemas.microsoft.com/office/drawing/2016/ink" xmlns:am3d="http://schemas.microsoft.com/office/drawing/2017/model3d" xmlns:o="urn:schemas-microsoft-com:office:office" xmlns:r="http://schemas.openxmlformats.org/officeDocument/2006/relationships" xmlns:m="http://schemas.openxmlformats.org/officeDocument/2006/math" xmlns:v="urn:schemas-microsoft-com:vml" xmlns:wp14="http://schemas.microsoft.com/office/word/2010/wordprocessingDrawing" xmlns:wp="http://schemas.openxmlformats.org/drawingml/2006/wordprocessingDrawing" xmlns:w10="urn:schemas-microsoft-com:office:word" xmlns:w="http://schemas.openxmlformats.org/wordprocessingml/2006/main" xmlns:w14="http://schemas.microsoft.com/office/word/2010/wordml" xmlns:w15="http://schemas.microsoft.com/office/word/2012/wordml" xmlns:w16cex="http://schemas.microsoft.com/office/word/2018/wordml/cex" xmlns:w16cid="http://schemas.microsoft.com/office/word/2016/wordml/cid" xmlns:w16="http://schemas.microsoft.com/office/word/2018/wordml" xmlns:w16sdtdh="http://schemas.microsoft.com/office/word/2020/wordml/sdtdatahash" xmlns:w16se="http://schemas.microsoft.com/office/word/2015/wordml/symex" xmlns:wpg="http://schemas.microsoft.com/office/word/2010/wordprocessingGroup" xmlns:wpi="http://schemas.microsoft.com/office/word/2010/wordprocessingInk" xmlns:wne="http://schemas.microsoft.com/office/word/2006/wordml" xmlns:wps="http://schemas.microsoft.com/office/word/2010/wordprocessingShape" mc:Ignorable="w14 w15 w16se w16cid w16 w16cex w16sdtdh wp14">
   <w:endnote w:type="separator" w:id="-1">
     <w:p>
       <w:r>
@@ -9417,10 +9138,10 @@
 </file>
 
 <file path=word/footer1.xml><?xml version="1.0" encoding="utf-8"?>
-<w:ftr xmlns:wpc="http://schemas.microsoft.com/office/word/2010/wordprocessingCanvas" xmlns:cx="http://schemas.microsoft.com/office/drawing/2014/chartex" xmlns:cx1="http://schemas.microsoft.com/office/drawing/2015/9/8/chartex" xmlns:cx2="http://schemas.microsoft.com/office/drawing/2015/10/21/chartex" xmlns:cx3="http://schemas.microsoft.com/office/drawing/2016/5/9/chartex" xmlns:cx4="http://schemas.microsoft.com/office/drawing/2016/5/10/chartex" xmlns:cx5="http://schemas.microsoft.com/office/drawing/2016/5/11/chartex" xmlns:cx6="http://schemas.microsoft.com/office/drawing/2016/5/12/chartex" xmlns:cx7="http://schemas.microsoft.com/office/drawing/2016/5/13/chartex" xmlns:cx8="http://schemas.microsoft.com/office/drawing/2016/5/14/chartex" xmlns:mc="http://schemas.openxmlformats.org/markup-compatibility/2006" xmlns:aink="http://schemas.microsoft.com/office/drawing/2016/ink" xmlns:am3d="http://schemas.microsoft.com/office/drawing/2017/model3d" xmlns:o="urn:schemas-microsoft-com:office:office" xmlns:oel="http://schemas.microsoft.com/office/2019/extlst" xmlns:r="http://schemas.openxmlformats.org/officeDocument/2006/relationships" xmlns:m="http://schemas.openxmlformats.org/officeDocument/2006/math" xmlns:v="urn:schemas-microsoft-com:vml" xmlns:wp14="http://schemas.microsoft.com/office/word/2010/wordprocessingDrawing" xmlns:wp="http://schemas.openxmlformats.org/drawingml/2006/wordprocessingDrawing" xmlns:w10="urn:schemas-microsoft-com:office:word" xmlns:w="http://schemas.openxmlformats.org/wordprocessingml/2006/main" xmlns:w14="http://schemas.microsoft.com/office/word/2010/wordml" xmlns:w15="http://schemas.microsoft.com/office/word/2012/wordml" xmlns:w16cex="http://schemas.microsoft.com/office/word/2018/wordml/cex" xmlns:w16cid="http://schemas.microsoft.com/office/word/2016/wordml/cid" xmlns:w16="http://schemas.microsoft.com/office/word/2018/wordml" xmlns:w16du="http://schemas.microsoft.com/office/word/2023/wordml/word16du" xmlns:w16sdtdh="http://schemas.microsoft.com/office/word/2020/wordml/sdtdatahash" xmlns:w16sdtfl="http://schemas.microsoft.com/office/word/2024/wordml/sdtformatlock" xmlns:w16se="http://schemas.microsoft.com/office/word/2015/wordml/symex" xmlns:wpg="http://schemas.microsoft.com/office/word/2010/wordprocessingGroup" xmlns:wpi="http://schemas.microsoft.com/office/word/2010/wordprocessingInk" xmlns:wne="http://schemas.microsoft.com/office/word/2006/wordml" xmlns:wps="http://schemas.microsoft.com/office/word/2010/wordprocessingShape" mc:Ignorable="w14 w15 w16se w16cid w16 w16cex w16sdtdh w16sdtfl w16du wp14">
+<w:ftr xmlns:wpc="http://schemas.microsoft.com/office/word/2010/wordprocessingCanvas" xmlns:cx="http://schemas.microsoft.com/office/drawing/2014/chartex" xmlns:cx1="http://schemas.microsoft.com/office/drawing/2015/9/8/chartex" xmlns:cx2="http://schemas.microsoft.com/office/drawing/2015/10/21/chartex" xmlns:cx3="http://schemas.microsoft.com/office/drawing/2016/5/9/chartex" xmlns:cx4="http://schemas.microsoft.com/office/drawing/2016/5/10/chartex" xmlns:cx5="http://schemas.microsoft.com/office/drawing/2016/5/11/chartex" xmlns:cx6="http://schemas.microsoft.com/office/drawing/2016/5/12/chartex" xmlns:cx7="http://schemas.microsoft.com/office/drawing/2016/5/13/chartex" xmlns:cx8="http://schemas.microsoft.com/office/drawing/2016/5/14/chartex" xmlns:mc="http://schemas.openxmlformats.org/markup-compatibility/2006" xmlns:aink="http://schemas.microsoft.com/office/drawing/2016/ink" xmlns:am3d="http://schemas.microsoft.com/office/drawing/2017/model3d" xmlns:o="urn:schemas-microsoft-com:office:office" xmlns:r="http://schemas.openxmlformats.org/officeDocument/2006/relationships" xmlns:m="http://schemas.openxmlformats.org/officeDocument/2006/math" xmlns:v="urn:schemas-microsoft-com:vml" xmlns:wp14="http://schemas.microsoft.com/office/word/2010/wordprocessingDrawing" xmlns:wp="http://schemas.openxmlformats.org/drawingml/2006/wordprocessingDrawing" xmlns:w10="urn:schemas-microsoft-com:office:word" xmlns:w="http://schemas.openxmlformats.org/wordprocessingml/2006/main" xmlns:w14="http://schemas.microsoft.com/office/word/2010/wordml" xmlns:w15="http://schemas.microsoft.com/office/word/2012/wordml" xmlns:w16cex="http://schemas.microsoft.com/office/word/2018/wordml/cex" xmlns:w16cid="http://schemas.microsoft.com/office/word/2016/wordml/cid" xmlns:w16="http://schemas.microsoft.com/office/word/2018/wordml" xmlns:w16sdtdh="http://schemas.microsoft.com/office/word/2020/wordml/sdtdatahash" xmlns:w16se="http://schemas.microsoft.com/office/word/2015/wordml/symex" xmlns:wpg="http://schemas.microsoft.com/office/word/2010/wordprocessingGroup" xmlns:wpi="http://schemas.microsoft.com/office/word/2010/wordprocessingInk" xmlns:wne="http://schemas.microsoft.com/office/word/2006/wordml" xmlns:wps="http://schemas.microsoft.com/office/word/2010/wordprocessingShape" mc:Ignorable="w14 w15 w16se w16cid w16 w16cex w16sdtdh wp14">
   <w:p>
     <w:pPr>
-      <w:pStyle w:val="Footer"/>
+      <w:pStyle w:val="Piedepgina"/>
       <w:jc w:val="right"/>
       <w:rPr>
         <w:rFonts w:ascii="Arial" w:hAnsi="Arial" w:cs="Arial"/>
@@ -9564,6 +9285,7 @@
                                 <w:calendar w:val="gregorian"/>
                               </w:date>
                             </w:sdtPr>
+                            <w:sdtEndPr/>
                             <w:sdtContent>
                               <w:p>
                                 <w:pPr>
@@ -9612,7 +9334,7 @@
             </wp:anchor>
           </w:drawing>
         </mc:Choice>
-        <mc:Fallback>
+        <mc:Fallback xmlns:w16sdtfl="http://schemas.microsoft.com/office/word/2024/wordml/sdtformatlock" xmlns:w16du="http://schemas.microsoft.com/office/word/2023/wordml/word16du" xmlns:oel="http://schemas.microsoft.com/office/2019/extlst">
           <w:pict>
             <v:group w14:anchorId="0F25DB77" id="Grupo 37" o:spid="_x0000_s1026" style="position:absolute;left:0;text-align:left;margin-left:416.8pt;margin-top:0;width:468pt;height:25.2pt;z-index:251662336;mso-width-percent:1000;mso-top-percent:200;mso-wrap-distance-left:0;mso-wrap-distance-right:0;mso-position-horizontal:right;mso-position-horizontal-relative:margin;mso-position-vertical-relative:bottom-margin-area;mso-width-percent:1000;mso-top-percent:200;mso-width-relative:margin;mso-height-relative:margin" coordsize="59626,3238" o:gfxdata="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">
               <v:rect id="Rectángulo 38" o:spid="_x0000_s1027" style="position:absolute;left:190;width:59436;height:188;visibility:visible;mso-wrap-style:square;v-text-anchor:middle" o:gfxdata="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" fillcolor="black [3213]" stroked="f" strokeweight="1pt"/>
@@ -9823,7 +9545,7 @@
             </wp:anchor>
           </w:drawing>
         </mc:Choice>
-        <mc:Fallback>
+        <mc:Fallback xmlns:w16sdtfl="http://schemas.microsoft.com/office/word/2024/wordml/sdtformatlock" xmlns:w16du="http://schemas.microsoft.com/office/word/2023/wordml/word16du" xmlns:oel="http://schemas.microsoft.com/office/2019/extlst">
           <w:pict>
             <v:rect w14:anchorId="3CF0A8BB" id="Rectángulo 40" o:spid="_x0000_s1029" style="position:absolute;left:0;text-align:left;margin-left:0;margin-top:0;width:36pt;height:25.2pt;z-index:251661312;visibility:visible;mso-wrap-style:square;mso-width-percent:0;mso-height-percent:0;mso-top-percent:200;mso-wrap-distance-left:0;mso-wrap-distance-top:0;mso-wrap-distance-right:0;mso-wrap-distance-bottom:0;mso-position-horizontal:left;mso-position-horizontal-relative:right-margin-area;mso-position-vertical-relative:bottom-margin-area;mso-width-percent:0;mso-height-percent:0;mso-top-percent:200;mso-width-relative:margin;mso-height-relative:margin;v-text-anchor:bottom" o:gfxdata="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" fillcolor="black [3213]" stroked="f" strokeweight="3pt">
               <v:textbox>
@@ -9898,7 +9620,7 @@
 </file>
 
 <file path=word/footnotes.xml><?xml version="1.0" encoding="utf-8"?>
-<w:footnotes xmlns:wpc="http://schemas.microsoft.com/office/word/2010/wordprocessingCanvas" xmlns:cx="http://schemas.microsoft.com/office/drawing/2014/chartex" xmlns:cx1="http://schemas.microsoft.com/office/drawing/2015/9/8/chartex" xmlns:cx2="http://schemas.microsoft.com/office/drawing/2015/10/21/chartex" xmlns:cx3="http://schemas.microsoft.com/office/drawing/2016/5/9/chartex" xmlns:cx4="http://schemas.microsoft.com/office/drawing/2016/5/10/chartex" xmlns:cx5="http://schemas.microsoft.com/office/drawing/2016/5/11/chartex" xmlns:cx6="http://schemas.microsoft.com/office/drawing/2016/5/12/chartex" xmlns:cx7="http://schemas.microsoft.com/office/drawing/2016/5/13/chartex" xmlns:cx8="http://schemas.microsoft.com/office/drawing/2016/5/14/chartex" xmlns:mc="http://schemas.openxmlformats.org/markup-compatibility/2006" xmlns:aink="http://schemas.microsoft.com/office/drawing/2016/ink" xmlns:am3d="http://schemas.microsoft.com/office/drawing/2017/model3d" xmlns:o="urn:schemas-microsoft-com:office:office" xmlns:oel="http://schemas.microsoft.com/office/2019/extlst" xmlns:r="http://schemas.openxmlformats.org/officeDocument/2006/relationships" xmlns:m="http://schemas.openxmlformats.org/officeDocument/2006/math" xmlns:v="urn:schemas-microsoft-com:vml" xmlns:wp14="http://schemas.microsoft.com/office/word/2010/wordprocessingDrawing" xmlns:wp="http://schemas.openxmlformats.org/drawingml/2006/wordprocessingDrawing" xmlns:w10="urn:schemas-microsoft-com:office:word" xmlns:w="http://schemas.openxmlformats.org/wordprocessingml/2006/main" xmlns:w14="http://schemas.microsoft.com/office/word/2010/wordml" xmlns:w15="http://schemas.microsoft.com/office/word/2012/wordml" xmlns:w16cex="http://schemas.microsoft.com/office/word/2018/wordml/cex" xmlns:w16cid="http://schemas.microsoft.com/office/word/2016/wordml/cid" xmlns:w16="http://schemas.microsoft.com/office/word/2018/wordml" xmlns:w16du="http://schemas.microsoft.com/office/word/2023/wordml/word16du" xmlns:w16sdtdh="http://schemas.microsoft.com/office/word/2020/wordml/sdtdatahash" xmlns:w16sdtfl="http://schemas.microsoft.com/office/word/2024/wordml/sdtformatlock" xmlns:w16se="http://schemas.microsoft.com/office/word/2015/wordml/symex" xmlns:wpg="http://schemas.microsoft.com/office/word/2010/wordprocessingGroup" xmlns:wpi="http://schemas.microsoft.com/office/word/2010/wordprocessingInk" xmlns:wne="http://schemas.microsoft.com/office/word/2006/wordml" xmlns:wps="http://schemas.microsoft.com/office/word/2010/wordprocessingShape" mc:Ignorable="w14 w15 w16se w16cid w16 w16cex w16sdtdh w16sdtfl w16du wp14">
+<w:footnotes xmlns:wpc="http://schemas.microsoft.com/office/word/2010/wordprocessingCanvas" xmlns:cx="http://schemas.microsoft.com/office/drawing/2014/chartex" xmlns:cx1="http://schemas.microsoft.com/office/drawing/2015/9/8/chartex" xmlns:cx2="http://schemas.microsoft.com/office/drawing/2015/10/21/chartex" xmlns:cx3="http://schemas.microsoft.com/office/drawing/2016/5/9/chartex" xmlns:cx4="http://schemas.microsoft.com/office/drawing/2016/5/10/chartex" xmlns:cx5="http://schemas.microsoft.com/office/drawing/2016/5/11/chartex" xmlns:cx6="http://schemas.microsoft.com/office/drawing/2016/5/12/chartex" xmlns:cx7="http://schemas.microsoft.com/office/drawing/2016/5/13/chartex" xmlns:cx8="http://schemas.microsoft.com/office/drawing/2016/5/14/chartex" xmlns:mc="http://schemas.openxmlformats.org/markup-compatibility/2006" xmlns:aink="http://schemas.microsoft.com/office/drawing/2016/ink" xmlns:am3d="http://schemas.microsoft.com/office/drawing/2017/model3d" xmlns:o="urn:schemas-microsoft-com:office:office" xmlns:r="http://schemas.openxmlformats.org/officeDocument/2006/relationships" xmlns:m="http://schemas.openxmlformats.org/officeDocument/2006/math" xmlns:v="urn:schemas-microsoft-com:vml" xmlns:wp14="http://schemas.microsoft.com/office/word/2010/wordprocessingDrawing" xmlns:wp="http://schemas.openxmlformats.org/drawingml/2006/wordprocessingDrawing" xmlns:w10="urn:schemas-microsoft-com:office:word" xmlns:w="http://schemas.openxmlformats.org/wordprocessingml/2006/main" xmlns:w14="http://schemas.microsoft.com/office/word/2010/wordml" xmlns:w15="http://schemas.microsoft.com/office/word/2012/wordml" xmlns:w16cex="http://schemas.microsoft.com/office/word/2018/wordml/cex" xmlns:w16cid="http://schemas.microsoft.com/office/word/2016/wordml/cid" xmlns:w16="http://schemas.microsoft.com/office/word/2018/wordml" xmlns:w16sdtdh="http://schemas.microsoft.com/office/word/2020/wordml/sdtdatahash" xmlns:w16se="http://schemas.microsoft.com/office/word/2015/wordml/symex" xmlns:wpg="http://schemas.microsoft.com/office/word/2010/wordprocessingGroup" xmlns:wpi="http://schemas.microsoft.com/office/word/2010/wordprocessingInk" xmlns:wne="http://schemas.microsoft.com/office/word/2006/wordml" xmlns:wps="http://schemas.microsoft.com/office/word/2010/wordprocessingShape" mc:Ignorable="w14 w15 w16se w16cid w16 w16cex w16sdtdh wp14">
   <w:footnote w:type="separator" w:id="-1">
     <w:p>
       <w:r>
@@ -9917,10 +9639,10 @@
 </file>
 
 <file path=word/header1.xml><?xml version="1.0" encoding="utf-8"?>
-<w:hdr xmlns:wpc="http://schemas.microsoft.com/office/word/2010/wordprocessingCanvas" xmlns:cx="http://schemas.microsoft.com/office/drawing/2014/chartex" xmlns:cx1="http://schemas.microsoft.com/office/drawing/2015/9/8/chartex" xmlns:cx2="http://schemas.microsoft.com/office/drawing/2015/10/21/chartex" xmlns:cx3="http://schemas.microsoft.com/office/drawing/2016/5/9/chartex" xmlns:cx4="http://schemas.microsoft.com/office/drawing/2016/5/10/chartex" xmlns:cx5="http://schemas.microsoft.com/office/drawing/2016/5/11/chartex" xmlns:cx6="http://schemas.microsoft.com/office/drawing/2016/5/12/chartex" xmlns:cx7="http://schemas.microsoft.com/office/drawing/2016/5/13/chartex" xmlns:cx8="http://schemas.microsoft.com/office/drawing/2016/5/14/chartex" xmlns:mc="http://schemas.openxmlformats.org/markup-compatibility/2006" xmlns:aink="http://schemas.microsoft.com/office/drawing/2016/ink" xmlns:am3d="http://schemas.microsoft.com/office/drawing/2017/model3d" xmlns:o="urn:schemas-microsoft-com:office:office" xmlns:oel="http://schemas.microsoft.com/office/2019/extlst" xmlns:r="http://schemas.openxmlformats.org/officeDocument/2006/relationships" xmlns:m="http://schemas.openxmlformats.org/officeDocument/2006/math" xmlns:v="urn:schemas-microsoft-com:vml" xmlns:wp14="http://schemas.microsoft.com/office/word/2010/wordprocessingDrawing" xmlns:wp="http://schemas.openxmlformats.org/drawingml/2006/wordprocessingDrawing" xmlns:w10="urn:schemas-microsoft-com:office:word" xmlns:w="http://schemas.openxmlformats.org/wordprocessingml/2006/main" xmlns:w14="http://schemas.microsoft.com/office/word/2010/wordml" xmlns:w15="http://schemas.microsoft.com/office/word/2012/wordml" xmlns:w16cex="http://schemas.microsoft.com/office/word/2018/wordml/cex" xmlns:w16cid="http://schemas.microsoft.com/office/word/2016/wordml/cid" xmlns:w16="http://schemas.microsoft.com/office/word/2018/wordml" xmlns:w16du="http://schemas.microsoft.com/office/word/2023/wordml/word16du" xmlns:w16sdtdh="http://schemas.microsoft.com/office/word/2020/wordml/sdtdatahash" xmlns:w16sdtfl="http://schemas.microsoft.com/office/word/2024/wordml/sdtformatlock" xmlns:w16se="http://schemas.microsoft.com/office/word/2015/wordml/symex" xmlns:wpg="http://schemas.microsoft.com/office/word/2010/wordprocessingGroup" xmlns:wpi="http://schemas.microsoft.com/office/word/2010/wordprocessingInk" xmlns:wne="http://schemas.microsoft.com/office/word/2006/wordml" xmlns:wps="http://schemas.microsoft.com/office/word/2010/wordprocessingShape" mc:Ignorable="w14 w15 w16se w16cid w16 w16cex w16sdtdh w16sdtfl w16du wp14">
+<w:hdr xmlns:wpc="http://schemas.microsoft.com/office/word/2010/wordprocessingCanvas" xmlns:cx="http://schemas.microsoft.com/office/drawing/2014/chartex" xmlns:cx1="http://schemas.microsoft.com/office/drawing/2015/9/8/chartex" xmlns:cx2="http://schemas.microsoft.com/office/drawing/2015/10/21/chartex" xmlns:cx3="http://schemas.microsoft.com/office/drawing/2016/5/9/chartex" xmlns:cx4="http://schemas.microsoft.com/office/drawing/2016/5/10/chartex" xmlns:cx5="http://schemas.microsoft.com/office/drawing/2016/5/11/chartex" xmlns:cx6="http://schemas.microsoft.com/office/drawing/2016/5/12/chartex" xmlns:cx7="http://schemas.microsoft.com/office/drawing/2016/5/13/chartex" xmlns:cx8="http://schemas.microsoft.com/office/drawing/2016/5/14/chartex" xmlns:mc="http://schemas.openxmlformats.org/markup-compatibility/2006" xmlns:aink="http://schemas.microsoft.com/office/drawing/2016/ink" xmlns:am3d="http://schemas.microsoft.com/office/drawing/2017/model3d" xmlns:o="urn:schemas-microsoft-com:office:office" xmlns:r="http://schemas.openxmlformats.org/officeDocument/2006/relationships" xmlns:m="http://schemas.openxmlformats.org/officeDocument/2006/math" xmlns:v="urn:schemas-microsoft-com:vml" xmlns:wp14="http://schemas.microsoft.com/office/word/2010/wordprocessingDrawing" xmlns:wp="http://schemas.openxmlformats.org/drawingml/2006/wordprocessingDrawing" xmlns:w10="urn:schemas-microsoft-com:office:word" xmlns:w="http://schemas.openxmlformats.org/wordprocessingml/2006/main" xmlns:w14="http://schemas.microsoft.com/office/word/2010/wordml" xmlns:w15="http://schemas.microsoft.com/office/word/2012/wordml" xmlns:w16cex="http://schemas.microsoft.com/office/word/2018/wordml/cex" xmlns:w16cid="http://schemas.microsoft.com/office/word/2016/wordml/cid" xmlns:w16="http://schemas.microsoft.com/office/word/2018/wordml" xmlns:w16sdtdh="http://schemas.microsoft.com/office/word/2020/wordml/sdtdatahash" xmlns:w16se="http://schemas.microsoft.com/office/word/2015/wordml/symex" xmlns:wpg="http://schemas.microsoft.com/office/word/2010/wordprocessingGroup" xmlns:wpi="http://schemas.microsoft.com/office/word/2010/wordprocessingInk" xmlns:wne="http://schemas.microsoft.com/office/word/2006/wordml" xmlns:wps="http://schemas.microsoft.com/office/word/2010/wordprocessingShape" mc:Ignorable="w14 w15 w16se w16cid w16 w16cex w16sdtdh wp14">
   <w:p>
     <w:pPr>
-      <w:pStyle w:val="Header"/>
+      <w:pStyle w:val="Encabezado"/>
       <w:tabs>
         <w:tab w:val="clear" w:pos="4419"/>
       </w:tabs>
@@ -10015,7 +9737,7 @@
 </file>
 
 <file path=word/numbering.xml><?xml version="1.0" encoding="utf-8"?>
-<w:numbering xmlns:wpc="http://schemas.microsoft.com/office/word/2010/wordprocessingCanvas" xmlns:cx="http://schemas.microsoft.com/office/drawing/2014/chartex" xmlns:cx1="http://schemas.microsoft.com/office/drawing/2015/9/8/chartex" xmlns:cx2="http://schemas.microsoft.com/office/drawing/2015/10/21/chartex" xmlns:cx3="http://schemas.microsoft.com/office/drawing/2016/5/9/chartex" xmlns:cx4="http://schemas.microsoft.com/office/drawing/2016/5/10/chartex" xmlns:cx5="http://schemas.microsoft.com/office/drawing/2016/5/11/chartex" xmlns:cx6="http://schemas.microsoft.com/office/drawing/2016/5/12/chartex" xmlns:cx7="http://schemas.microsoft.com/office/drawing/2016/5/13/chartex" xmlns:cx8="http://schemas.microsoft.com/office/drawing/2016/5/14/chartex" xmlns:mc="http://schemas.openxmlformats.org/markup-compatibility/2006" xmlns:aink="http://schemas.microsoft.com/office/drawing/2016/ink" xmlns:am3d="http://schemas.microsoft.com/office/drawing/2017/model3d" xmlns:o="urn:schemas-microsoft-com:office:office" xmlns:oel="http://schemas.microsoft.com/office/2019/extlst" xmlns:r="http://schemas.openxmlformats.org/officeDocument/2006/relationships" xmlns:m="http://schemas.openxmlformats.org/officeDocument/2006/math" xmlns:v="urn:schemas-microsoft-com:vml" xmlns:wp14="http://schemas.microsoft.com/office/word/2010/wordprocessingDrawing" xmlns:wp="http://schemas.openxmlformats.org/drawingml/2006/wordprocessingDrawing" xmlns:w10="urn:schemas-microsoft-com:office:word" xmlns:w="http://schemas.openxmlformats.org/wordprocessingml/2006/main" xmlns:w14="http://schemas.microsoft.com/office/word/2010/wordml" xmlns:w15="http://schemas.microsoft.com/office/word/2012/wordml" xmlns:w16cex="http://schemas.microsoft.com/office/word/2018/wordml/cex" xmlns:w16cid="http://schemas.microsoft.com/office/word/2016/wordml/cid" xmlns:w16="http://schemas.microsoft.com/office/word/2018/wordml" xmlns:w16du="http://schemas.microsoft.com/office/word/2023/wordml/word16du" xmlns:w16sdtdh="http://schemas.microsoft.com/office/word/2020/wordml/sdtdatahash" xmlns:w16sdtfl="http://schemas.microsoft.com/office/word/2024/wordml/sdtformatlock" xmlns:w16se="http://schemas.microsoft.com/office/word/2015/wordml/symex" xmlns:wpg="http://schemas.microsoft.com/office/word/2010/wordprocessingGroup" xmlns:wpi="http://schemas.microsoft.com/office/word/2010/wordprocessingInk" xmlns:wne="http://schemas.microsoft.com/office/word/2006/wordml" xmlns:wps="http://schemas.microsoft.com/office/word/2010/wordprocessingShape" mc:Ignorable="w14 w15 w16se w16cid w16 w16cex w16sdtdh w16sdtfl w16du wp14">
+<w:numbering xmlns:wpc="http://schemas.microsoft.com/office/word/2010/wordprocessingCanvas" xmlns:cx="http://schemas.microsoft.com/office/drawing/2014/chartex" xmlns:cx1="http://schemas.microsoft.com/office/drawing/2015/9/8/chartex" xmlns:cx2="http://schemas.microsoft.com/office/drawing/2015/10/21/chartex" xmlns:cx3="http://schemas.microsoft.com/office/drawing/2016/5/9/chartex" xmlns:cx4="http://schemas.microsoft.com/office/drawing/2016/5/10/chartex" xmlns:cx5="http://schemas.microsoft.com/office/drawing/2016/5/11/chartex" xmlns:cx6="http://schemas.microsoft.com/office/drawing/2016/5/12/chartex" xmlns:cx7="http://schemas.microsoft.com/office/drawing/2016/5/13/chartex" xmlns:cx8="http://schemas.microsoft.com/office/drawing/2016/5/14/chartex" xmlns:mc="http://schemas.openxmlformats.org/markup-compatibility/2006" xmlns:aink="http://schemas.microsoft.com/office/drawing/2016/ink" xmlns:am3d="http://schemas.microsoft.com/office/drawing/2017/model3d" xmlns:o="urn:schemas-microsoft-com:office:office" xmlns:r="http://schemas.openxmlformats.org/officeDocument/2006/relationships" xmlns:m="http://schemas.openxmlformats.org/officeDocument/2006/math" xmlns:v="urn:schemas-microsoft-com:vml" xmlns:wp14="http://schemas.microsoft.com/office/word/2010/wordprocessingDrawing" xmlns:wp="http://schemas.openxmlformats.org/drawingml/2006/wordprocessingDrawing" xmlns:w10="urn:schemas-microsoft-com:office:word" xmlns:w="http://schemas.openxmlformats.org/wordprocessingml/2006/main" xmlns:w14="http://schemas.microsoft.com/office/word/2010/wordml" xmlns:w15="http://schemas.microsoft.com/office/word/2012/wordml" xmlns:w16cex="http://schemas.microsoft.com/office/word/2018/wordml/cex" xmlns:w16cid="http://schemas.microsoft.com/office/word/2016/wordml/cid" xmlns:w16="http://schemas.microsoft.com/office/word/2018/wordml" xmlns:w16sdtdh="http://schemas.microsoft.com/office/word/2020/wordml/sdtdatahash" xmlns:w16se="http://schemas.microsoft.com/office/word/2015/wordml/symex" xmlns:wpg="http://schemas.microsoft.com/office/word/2010/wordprocessingGroup" xmlns:wpi="http://schemas.microsoft.com/office/word/2010/wordprocessingInk" xmlns:wne="http://schemas.microsoft.com/office/word/2006/wordml" xmlns:wps="http://schemas.microsoft.com/office/word/2010/wordprocessingShape" mc:Ignorable="w14 w15 w16se w16cid w16 w16cex w16sdtdh wp14">
   <w:abstractNum w:abstractNumId="0" w15:restartNumberingAfterBreak="0">
     <w:nsid w:val="08183884"/>
     <w:multiLevelType w:val="hybridMultilevel"/>
@@ -13283,98 +13005,98 @@
       </w:rPr>
     </w:lvl>
   </w:abstractNum>
-  <w:num w:numId="1" w16cid:durableId="1492868999">
+  <w:num w:numId="1">
     <w:abstractNumId w:val="23"/>
   </w:num>
-  <w:num w:numId="2" w16cid:durableId="1091854877">
+  <w:num w:numId="2">
     <w:abstractNumId w:val="6"/>
   </w:num>
-  <w:num w:numId="3" w16cid:durableId="1109620181">
+  <w:num w:numId="3">
     <w:abstractNumId w:val="3"/>
   </w:num>
-  <w:num w:numId="4" w16cid:durableId="97256077">
+  <w:num w:numId="4">
     <w:abstractNumId w:val="12"/>
   </w:num>
-  <w:num w:numId="5" w16cid:durableId="899288652">
+  <w:num w:numId="5">
     <w:abstractNumId w:val="8"/>
   </w:num>
-  <w:num w:numId="6" w16cid:durableId="490173261">
+  <w:num w:numId="6">
     <w:abstractNumId w:val="28"/>
   </w:num>
-  <w:num w:numId="7" w16cid:durableId="1631863055">
+  <w:num w:numId="7">
     <w:abstractNumId w:val="18"/>
   </w:num>
-  <w:num w:numId="8" w16cid:durableId="392656827">
+  <w:num w:numId="8">
     <w:abstractNumId w:val="14"/>
   </w:num>
-  <w:num w:numId="9" w16cid:durableId="502596224">
+  <w:num w:numId="9">
     <w:abstractNumId w:val="26"/>
   </w:num>
-  <w:num w:numId="10" w16cid:durableId="1862351589">
+  <w:num w:numId="10">
     <w:abstractNumId w:val="25"/>
   </w:num>
-  <w:num w:numId="11" w16cid:durableId="11878667">
+  <w:num w:numId="11">
     <w:abstractNumId w:val="27"/>
   </w:num>
-  <w:num w:numId="12" w16cid:durableId="1505389780">
+  <w:num w:numId="12">
     <w:abstractNumId w:val="17"/>
   </w:num>
-  <w:num w:numId="13" w16cid:durableId="352458040">
+  <w:num w:numId="13">
     <w:abstractNumId w:val="15"/>
   </w:num>
-  <w:num w:numId="14" w16cid:durableId="103505629">
+  <w:num w:numId="14">
     <w:abstractNumId w:val="20"/>
   </w:num>
-  <w:num w:numId="15" w16cid:durableId="65346153">
+  <w:num w:numId="15">
     <w:abstractNumId w:val="10"/>
   </w:num>
-  <w:num w:numId="16" w16cid:durableId="985402121">
+  <w:num w:numId="16">
     <w:abstractNumId w:val="5"/>
   </w:num>
-  <w:num w:numId="17" w16cid:durableId="785004022">
+  <w:num w:numId="17">
     <w:abstractNumId w:val="16"/>
   </w:num>
-  <w:num w:numId="18" w16cid:durableId="848907507">
+  <w:num w:numId="18">
     <w:abstractNumId w:val="9"/>
   </w:num>
-  <w:num w:numId="19" w16cid:durableId="1443308238">
+  <w:num w:numId="19">
     <w:abstractNumId w:val="7"/>
   </w:num>
-  <w:num w:numId="20" w16cid:durableId="403722179">
+  <w:num w:numId="20">
     <w:abstractNumId w:val="13"/>
   </w:num>
-  <w:num w:numId="21" w16cid:durableId="1873111083">
+  <w:num w:numId="21">
     <w:abstractNumId w:val="4"/>
   </w:num>
-  <w:num w:numId="22" w16cid:durableId="1742747362">
+  <w:num w:numId="22">
     <w:abstractNumId w:val="1"/>
   </w:num>
-  <w:num w:numId="23" w16cid:durableId="371806547">
+  <w:num w:numId="23">
     <w:abstractNumId w:val="0"/>
   </w:num>
-  <w:num w:numId="24" w16cid:durableId="1240944087">
+  <w:num w:numId="24">
     <w:abstractNumId w:val="19"/>
   </w:num>
-  <w:num w:numId="25" w16cid:durableId="1604072944">
+  <w:num w:numId="25">
     <w:abstractNumId w:val="22"/>
   </w:num>
-  <w:num w:numId="26" w16cid:durableId="41490249">
+  <w:num w:numId="26">
     <w:abstractNumId w:val="21"/>
   </w:num>
-  <w:num w:numId="27" w16cid:durableId="868756797">
+  <w:num w:numId="27">
     <w:abstractNumId w:val="11"/>
   </w:num>
-  <w:num w:numId="28" w16cid:durableId="161816726">
+  <w:num w:numId="28">
     <w:abstractNumId w:val="2"/>
   </w:num>
-  <w:num w:numId="29" w16cid:durableId="1199047098">
+  <w:num w:numId="29">
     <w:abstractNumId w:val="24"/>
   </w:num>
 </w:numbering>
 </file>
 
 <file path=word/styles.xml><?xml version="1.0" encoding="utf-8"?>
-<w:styles xmlns:mc="http://schemas.openxmlformats.org/markup-compatibility/2006" xmlns:r="http://schemas.openxmlformats.org/officeDocument/2006/relationships" xmlns:w="http://schemas.openxmlformats.org/wordprocessingml/2006/main" xmlns:w14="http://schemas.microsoft.com/office/word/2010/wordml" xmlns:w15="http://schemas.microsoft.com/office/word/2012/wordml" xmlns:w16cex="http://schemas.microsoft.com/office/word/2018/wordml/cex" xmlns:w16cid="http://schemas.microsoft.com/office/word/2016/wordml/cid" xmlns:w16="http://schemas.microsoft.com/office/word/2018/wordml" xmlns:w16du="http://schemas.microsoft.com/office/word/2023/wordml/word16du" xmlns:w16sdtdh="http://schemas.microsoft.com/office/word/2020/wordml/sdtdatahash" xmlns:w16sdtfl="http://schemas.microsoft.com/office/word/2024/wordml/sdtformatlock" xmlns:w16se="http://schemas.microsoft.com/office/word/2015/wordml/symex" mc:Ignorable="w14 w15 w16se w16cid w16 w16cex w16sdtdh w16sdtfl w16du">
+<w:styles xmlns:mc="http://schemas.openxmlformats.org/markup-compatibility/2006" xmlns:r="http://schemas.openxmlformats.org/officeDocument/2006/relationships" xmlns:w="http://schemas.openxmlformats.org/wordprocessingml/2006/main" xmlns:w14="http://schemas.microsoft.com/office/word/2010/wordml" xmlns:w15="http://schemas.microsoft.com/office/word/2012/wordml" xmlns:w16cex="http://schemas.microsoft.com/office/word/2018/wordml/cex" xmlns:w16cid="http://schemas.microsoft.com/office/word/2016/wordml/cid" xmlns:w16="http://schemas.microsoft.com/office/word/2018/wordml" xmlns:w16sdtdh="http://schemas.microsoft.com/office/word/2020/wordml/sdtdatahash" xmlns:w16se="http://schemas.microsoft.com/office/word/2015/wordml/symex" mc:Ignorable="w14 w15 w16se w16cid w16 w16cex w16sdtdh">
   <w:docDefaults>
     <w:rPrDefault>
       <w:rPr>
@@ -13781,13 +13503,13 @@
       <w:lang w:val="es-ES" w:eastAsia="es-ES"/>
     </w:rPr>
   </w:style>
-  <w:style w:type="character" w:default="1" w:styleId="DefaultParagraphFont">
+  <w:style w:type="character" w:default="1" w:styleId="Fuentedeprrafopredeter">
     <w:name w:val="Default Paragraph Font"/>
     <w:uiPriority w:val="1"/>
     <w:semiHidden/>
     <w:unhideWhenUsed/>
   </w:style>
-  <w:style w:type="table" w:default="1" w:styleId="TableNormal">
+  <w:style w:type="table" w:default="1" w:styleId="Tablanormal">
     <w:name w:val="Normal Table"/>
     <w:uiPriority w:val="99"/>
     <w:semiHidden/>
@@ -13802,16 +13524,16 @@
       </w:tblCellMar>
     </w:tblPr>
   </w:style>
-  <w:style w:type="numbering" w:default="1" w:styleId="NoList">
+  <w:style w:type="numbering" w:default="1" w:styleId="Sinlista">
     <w:name w:val="No List"/>
     <w:uiPriority w:val="99"/>
     <w:semiHidden/>
     <w:unhideWhenUsed/>
   </w:style>
-  <w:style w:type="paragraph" w:styleId="Header">
+  <w:style w:type="paragraph" w:styleId="Encabezado">
     <w:name w:val="header"/>
     <w:basedOn w:val="Normal"/>
-    <w:link w:val="HeaderChar"/>
+    <w:link w:val="EncabezadoCar"/>
     <w:unhideWhenUsed/>
     <w:rsid w:val="00B2162E"/>
     <w:pPr>
@@ -13821,16 +13543,16 @@
       </w:tabs>
     </w:pPr>
   </w:style>
-  <w:style w:type="character" w:customStyle="1" w:styleId="HeaderChar">
-    <w:name w:val="Header Char"/>
-    <w:basedOn w:val="DefaultParagraphFont"/>
-    <w:link w:val="Header"/>
+  <w:style w:type="character" w:customStyle="1" w:styleId="EncabezadoCar">
+    <w:name w:val="Encabezado Car"/>
+    <w:basedOn w:val="Fuentedeprrafopredeter"/>
+    <w:link w:val="Encabezado"/>
     <w:rsid w:val="00B2162E"/>
   </w:style>
-  <w:style w:type="paragraph" w:styleId="Footer">
+  <w:style w:type="paragraph" w:styleId="Piedepgina">
     <w:name w:val="footer"/>
     <w:basedOn w:val="Normal"/>
-    <w:link w:val="FooterChar"/>
+    <w:link w:val="PiedepginaCar"/>
     <w:uiPriority w:val="99"/>
     <w:unhideWhenUsed/>
     <w:rsid w:val="00B2162E"/>
@@ -13841,17 +13563,17 @@
       </w:tabs>
     </w:pPr>
   </w:style>
-  <w:style w:type="character" w:customStyle="1" w:styleId="FooterChar">
-    <w:name w:val="Footer Char"/>
-    <w:basedOn w:val="DefaultParagraphFont"/>
-    <w:link w:val="Footer"/>
+  <w:style w:type="character" w:customStyle="1" w:styleId="PiedepginaCar">
+    <w:name w:val="Pie de página Car"/>
+    <w:basedOn w:val="Fuentedeprrafopredeter"/>
+    <w:link w:val="Piedepgina"/>
     <w:uiPriority w:val="99"/>
     <w:rsid w:val="00B2162E"/>
   </w:style>
-  <w:style w:type="paragraph" w:styleId="BalloonText">
+  <w:style w:type="paragraph" w:styleId="Textodeglobo">
     <w:name w:val="Balloon Text"/>
     <w:basedOn w:val="Normal"/>
-    <w:link w:val="BalloonTextChar"/>
+    <w:link w:val="TextodegloboCar"/>
     <w:uiPriority w:val="99"/>
     <w:semiHidden/>
     <w:unhideWhenUsed/>
@@ -13863,10 +13585,10 @@
       <w:lang w:val="es-CL" w:eastAsia="en-US"/>
     </w:rPr>
   </w:style>
-  <w:style w:type="character" w:customStyle="1" w:styleId="BalloonTextChar">
-    <w:name w:val="Balloon Text Char"/>
-    <w:basedOn w:val="DefaultParagraphFont"/>
-    <w:link w:val="BalloonText"/>
+  <w:style w:type="character" w:customStyle="1" w:styleId="TextodegloboCar">
+    <w:name w:val="Texto de globo Car"/>
+    <w:basedOn w:val="Fuentedeprrafopredeter"/>
+    <w:link w:val="Textodeglobo"/>
     <w:uiPriority w:val="99"/>
     <w:semiHidden/>
     <w:rsid w:val="00FD58AF"/>
@@ -13876,9 +13598,9 @@
       <w:szCs w:val="16"/>
     </w:rPr>
   </w:style>
-  <w:style w:type="character" w:styleId="CommentReference">
+  <w:style w:type="character" w:styleId="Refdecomentario">
     <w:name w:val="annotation reference"/>
-    <w:basedOn w:val="DefaultParagraphFont"/>
+    <w:basedOn w:val="Fuentedeprrafopredeter"/>
     <w:uiPriority w:val="99"/>
     <w:semiHidden/>
     <w:unhideWhenUsed/>
@@ -13888,10 +13610,10 @@
       <w:szCs w:val="16"/>
     </w:rPr>
   </w:style>
-  <w:style w:type="paragraph" w:styleId="CommentText">
+  <w:style w:type="paragraph" w:styleId="Textocomentario">
     <w:name w:val="annotation text"/>
     <w:basedOn w:val="Normal"/>
-    <w:link w:val="CommentTextChar"/>
+    <w:link w:val="TextocomentarioCar"/>
     <w:uiPriority w:val="99"/>
     <w:unhideWhenUsed/>
     <w:rsid w:val="00E206DF"/>
@@ -13903,10 +13625,10 @@
       <w:lang w:val="es-CL" w:eastAsia="en-US"/>
     </w:rPr>
   </w:style>
-  <w:style w:type="character" w:customStyle="1" w:styleId="CommentTextChar">
-    <w:name w:val="Comment Text Char"/>
-    <w:basedOn w:val="DefaultParagraphFont"/>
-    <w:link w:val="CommentText"/>
+  <w:style w:type="character" w:customStyle="1" w:styleId="TextocomentarioCar">
+    <w:name w:val="Texto comentario Car"/>
+    <w:basedOn w:val="Fuentedeprrafopredeter"/>
+    <w:link w:val="Textocomentario"/>
     <w:uiPriority w:val="99"/>
     <w:rsid w:val="00E206DF"/>
     <w:rPr>
@@ -13914,20 +13636,20 @@
       <w:szCs w:val="20"/>
     </w:rPr>
   </w:style>
-  <w:style w:type="paragraph" w:styleId="PlainText">
+  <w:style w:type="paragraph" w:styleId="Textosinformato">
     <w:name w:val="Plain Text"/>
     <w:basedOn w:val="Normal"/>
-    <w:link w:val="PlainTextChar"/>
+    <w:link w:val="TextosinformatoCar"/>
     <w:rsid w:val="00E206DF"/>
     <w:rPr>
       <w:rFonts w:ascii="Courier New" w:hAnsi="Courier New"/>
       <w:lang w:val="es-CL"/>
     </w:rPr>
   </w:style>
-  <w:style w:type="character" w:customStyle="1" w:styleId="PlainTextChar">
-    <w:name w:val="Plain Text Char"/>
-    <w:basedOn w:val="DefaultParagraphFont"/>
-    <w:link w:val="PlainText"/>
+  <w:style w:type="character" w:customStyle="1" w:styleId="TextosinformatoCar">
+    <w:name w:val="Texto sin formato Car"/>
+    <w:basedOn w:val="Fuentedeprrafopredeter"/>
+    <w:link w:val="Textosinformato"/>
     <w:rsid w:val="00E206DF"/>
     <w:rPr>
       <w:rFonts w:ascii="Courier New" w:eastAsia="Times New Roman" w:hAnsi="Courier New" w:cs="Times New Roman"/>
@@ -13936,9 +13658,9 @@
       <w:lang w:eastAsia="es-ES"/>
     </w:rPr>
   </w:style>
-  <w:style w:type="table" w:styleId="TableGrid">
+  <w:style w:type="table" w:styleId="Tablaconcuadrcula">
     <w:name w:val="Table Grid"/>
-    <w:basedOn w:val="TableNormal"/>
+    <w:basedOn w:val="Tablanormal"/>
     <w:uiPriority w:val="39"/>
     <w:rsid w:val="00E206DF"/>
     <w:pPr>
@@ -13961,10 +13683,10 @@
       </w:tblBorders>
     </w:tblPr>
   </w:style>
-  <w:style w:type="paragraph" w:styleId="FootnoteText">
+  <w:style w:type="paragraph" w:styleId="Textonotapie">
     <w:name w:val="footnote text"/>
     <w:basedOn w:val="Normal"/>
-    <w:link w:val="FootnoteTextChar"/>
+    <w:link w:val="TextonotapieCar"/>
     <w:uiPriority w:val="99"/>
     <w:semiHidden/>
     <w:unhideWhenUsed/>
@@ -13975,10 +13697,10 @@
       <w:lang w:val="es-CL" w:eastAsia="en-US"/>
     </w:rPr>
   </w:style>
-  <w:style w:type="character" w:customStyle="1" w:styleId="FootnoteTextChar">
-    <w:name w:val="Footnote Text Char"/>
-    <w:basedOn w:val="DefaultParagraphFont"/>
-    <w:link w:val="FootnoteText"/>
+  <w:style w:type="character" w:customStyle="1" w:styleId="TextonotapieCar">
+    <w:name w:val="Texto nota pie Car"/>
+    <w:basedOn w:val="Fuentedeprrafopredeter"/>
+    <w:link w:val="Textonotapie"/>
     <w:uiPriority w:val="99"/>
     <w:semiHidden/>
     <w:rsid w:val="00E206DF"/>
@@ -13988,9 +13710,9 @@
       <w:szCs w:val="20"/>
     </w:rPr>
   </w:style>
-  <w:style w:type="character" w:styleId="FootnoteReference">
+  <w:style w:type="character" w:styleId="Refdenotaalpie">
     <w:name w:val="footnote reference"/>
-    <w:basedOn w:val="DefaultParagraphFont"/>
+    <w:basedOn w:val="Fuentedeprrafopredeter"/>
     <w:uiPriority w:val="99"/>
     <w:semiHidden/>
     <w:unhideWhenUsed/>
@@ -13999,10 +13721,10 @@
       <w:vertAlign w:val="superscript"/>
     </w:rPr>
   </w:style>
-  <w:style w:type="paragraph" w:styleId="ListParagraph">
+  <w:style w:type="paragraph" w:styleId="Prrafodelista">
     <w:name w:val="List Paragraph"/>
     <w:basedOn w:val="Normal"/>
-    <w:link w:val="ListParagraphChar"/>
+    <w:link w:val="PrrafodelistaCar"/>
     <w:uiPriority w:val="34"/>
     <w:unhideWhenUsed/>
     <w:qFormat/>
@@ -14019,9 +13741,9 @@
       <w:lang w:val="en-US" w:eastAsia="ja-JP"/>
     </w:rPr>
   </w:style>
-  <w:style w:type="character" w:customStyle="1" w:styleId="ListParagraphChar">
-    <w:name w:val="List Paragraph Char"/>
-    <w:link w:val="ListParagraph"/>
+  <w:style w:type="character" w:customStyle="1" w:styleId="PrrafodelistaCar">
+    <w:name w:val="Párrafo de lista Car"/>
+    <w:link w:val="Prrafodelista"/>
     <w:uiPriority w:val="34"/>
     <w:rsid w:val="00833E13"/>
     <w:rPr>
@@ -14049,11 +13771,11 @@
       <w:lang w:val="es-ES" w:eastAsia="es-ES"/>
     </w:rPr>
   </w:style>
-  <w:style w:type="paragraph" w:styleId="CommentSubject">
+  <w:style w:type="paragraph" w:styleId="Asuntodelcomentario">
     <w:name w:val="annotation subject"/>
-    <w:basedOn w:val="CommentText"/>
-    <w:next w:val="CommentText"/>
-    <w:link w:val="CommentSubjectChar"/>
+    <w:basedOn w:val="Textocomentario"/>
+    <w:next w:val="Textocomentario"/>
+    <w:link w:val="AsuntodelcomentarioCar"/>
     <w:uiPriority w:val="99"/>
     <w:semiHidden/>
     <w:unhideWhenUsed/>
@@ -14068,10 +13790,10 @@
       <w:lang w:val="es-ES" w:eastAsia="es-ES"/>
     </w:rPr>
   </w:style>
-  <w:style w:type="character" w:customStyle="1" w:styleId="CommentSubjectChar">
-    <w:name w:val="Comment Subject Char"/>
-    <w:basedOn w:val="CommentTextChar"/>
-    <w:link w:val="CommentSubject"/>
+  <w:style w:type="character" w:customStyle="1" w:styleId="AsuntodelcomentarioCar">
+    <w:name w:val="Asunto del comentario Car"/>
+    <w:basedOn w:val="TextocomentarioCar"/>
+    <w:link w:val="Asuntodelcomentario"/>
     <w:uiPriority w:val="99"/>
     <w:semiHidden/>
     <w:rsid w:val="00334FAC"/>
@@ -14084,7 +13806,7 @@
       <w:lang w:val="es-ES" w:eastAsia="es-ES"/>
     </w:rPr>
   </w:style>
-  <w:style w:type="paragraph" w:styleId="Revision">
+  <w:style w:type="paragraph" w:styleId="Revisin">
     <w:name w:val="Revision"/>
     <w:hidden/>
     <w:uiPriority w:val="99"/>
@@ -14100,9 +13822,9 @@
       <w:lang w:val="es-ES" w:eastAsia="es-ES"/>
     </w:rPr>
   </w:style>
-  <w:style w:type="table" w:styleId="TableGridLight">
+  <w:style w:type="table" w:styleId="Tablaconcuadrculaclara">
     <w:name w:val="Grid Table Light"/>
-    <w:basedOn w:val="TableNormal"/>
+    <w:basedOn w:val="Tablanormal"/>
     <w:uiPriority w:val="99"/>
     <w:rsid w:val="002D7C74"/>
     <w:pPr>
@@ -14123,9 +13845,9 @@
       </w:tblBorders>
     </w:tblPr>
   </w:style>
-  <w:style w:type="table" w:styleId="PlainTable1">
+  <w:style w:type="table" w:styleId="Tablanormal1">
     <w:name w:val="Plain Table 1"/>
-    <w:basedOn w:val="TableNormal"/>
+    <w:basedOn w:val="Tablanormal"/>
     <w:uiPriority w:val="41"/>
     <w:rsid w:val="009669A4"/>
     <w:pPr>
@@ -14188,17 +13910,17 @@
   </w:style>
   <w:style w:type="character" w:customStyle="1" w:styleId="normaltextrun">
     <w:name w:val="normaltextrun"/>
-    <w:basedOn w:val="DefaultParagraphFont"/>
+    <w:basedOn w:val="Fuentedeprrafopredeter"/>
     <w:rsid w:val="00CC7D01"/>
   </w:style>
   <w:style w:type="character" w:customStyle="1" w:styleId="eop">
     <w:name w:val="eop"/>
-    <w:basedOn w:val="DefaultParagraphFont"/>
+    <w:basedOn w:val="Fuentedeprrafopredeter"/>
     <w:rsid w:val="00CC7D01"/>
   </w:style>
-  <w:style w:type="character" w:styleId="Hyperlink">
+  <w:style w:type="character" w:styleId="Hipervnculo">
     <w:name w:val="Hyperlink"/>
-    <w:basedOn w:val="DefaultParagraphFont"/>
+    <w:basedOn w:val="Fuentedeprrafopredeter"/>
     <w:uiPriority w:val="99"/>
     <w:semiHidden/>
     <w:unhideWhenUsed/>
@@ -14208,11 +13930,11 @@
       <w:u w:val="single"/>
     </w:rPr>
   </w:style>
-  <w:style w:type="paragraph" w:styleId="Title">
+  <w:style w:type="paragraph" w:styleId="Ttulo">
     <w:name w:val="Title"/>
     <w:basedOn w:val="Normal"/>
     <w:next w:val="Normal"/>
-    <w:link w:val="TitleChar"/>
+    <w:link w:val="TtuloCar"/>
     <w:uiPriority w:val="10"/>
     <w:qFormat/>
     <w:rsid w:val="008746F8"/>
@@ -14228,10 +13950,10 @@
       <w:lang w:val="es-CL" w:eastAsia="en-US"/>
     </w:rPr>
   </w:style>
-  <w:style w:type="character" w:customStyle="1" w:styleId="TitleChar">
-    <w:name w:val="Title Char"/>
-    <w:basedOn w:val="DefaultParagraphFont"/>
-    <w:link w:val="Title"/>
+  <w:style w:type="character" w:customStyle="1" w:styleId="TtuloCar">
+    <w:name w:val="Título Car"/>
+    <w:basedOn w:val="Fuentedeprrafopredeter"/>
+    <w:link w:val="Ttulo"/>
     <w:uiPriority w:val="10"/>
     <w:rsid w:val="008746F8"/>
     <w:rPr>
@@ -14258,9 +13980,9 @@
       <w:lang w:val="es-CL" w:eastAsia="es-CL"/>
     </w:rPr>
   </w:style>
-  <w:style w:type="character" w:styleId="Strong">
+  <w:style w:type="character" w:styleId="Textoennegrita">
     <w:name w:val="Strong"/>
-    <w:basedOn w:val="DefaultParagraphFont"/>
+    <w:basedOn w:val="Fuentedeprrafopredeter"/>
     <w:uiPriority w:val="22"/>
     <w:qFormat/>
     <w:rsid w:val="003E0A36"/>
@@ -14554,6 +14276,16 @@
 </file>
 
 <file path=customXml/item3.xml><?xml version="1.0" encoding="utf-8"?>
+<b:Sources xmlns:b="http://schemas.openxmlformats.org/officeDocument/2006/bibliography" xmlns="http://schemas.openxmlformats.org/officeDocument/2006/bibliography" SelectedStyle="\APASixthEditionOfficeOnline.xsl" StyleName="APA" Version="6"/>
+</file>
+
+<file path=customXml/item4.xml><?xml version="1.0" encoding="utf-8"?>
+<p:properties xmlns:p="http://schemas.microsoft.com/office/2006/metadata/properties" xmlns:xsi="http://www.w3.org/2001/XMLSchema-instance" xmlns:pc="http://schemas.microsoft.com/office/infopath/2007/PartnerControls">
+  <documentManagement/>
+</p:properties>
+</file>
+
+<file path=customXml/item5.xml><?xml version="1.0" encoding="utf-8"?>
 <ct:contentTypeSchema xmlns:ct="http://schemas.microsoft.com/office/2006/metadata/contentType" xmlns:ma="http://schemas.microsoft.com/office/2006/metadata/properties/metaAttributes" ct:_="" ma:_="" ma:contentTypeName="Documento" ma:contentTypeID="0x010100E96778489EE7714D8BD12CC105EB918B" ma:contentTypeVersion="2" ma:contentTypeDescription="Crear nuevo documento." ma:contentTypeScope="" ma:versionID="416c5c7ae9b5d54d83875cd3c65194e3">
   <xsd:schema xmlns:xsd="http://www.w3.org/2001/XMLSchema" xmlns:xs="http://www.w3.org/2001/XMLSchema" xmlns:p="http://schemas.microsoft.com/office/2006/metadata/properties" xmlns:ns2="126e8a1c-9ea9-435a-ac89-d06c80d62e30" targetNamespace="http://schemas.microsoft.com/office/2006/metadata/properties" ma:root="true" ma:fieldsID="70a237c842677bd850644f8595079f5e" ns2:_="">
     <xsd:import namespace="126e8a1c-9ea9-435a-ac89-d06c80d62e30"/>
@@ -14685,16 +14417,6 @@
 </ct:contentTypeSchema>
 </file>
 
-<file path=customXml/item4.xml><?xml version="1.0" encoding="utf-8"?>
-<p:properties xmlns:p="http://schemas.microsoft.com/office/2006/metadata/properties" xmlns:xsi="http://www.w3.org/2001/XMLSchema-instance" xmlns:pc="http://schemas.microsoft.com/office/infopath/2007/PartnerControls">
-  <documentManagement/>
-</p:properties>
-</file>
-
-<file path=customXml/item5.xml><?xml version="1.0" encoding="utf-8"?>
-<b:Sources xmlns:b="http://schemas.openxmlformats.org/officeDocument/2006/bibliography" xmlns="http://schemas.openxmlformats.org/officeDocument/2006/bibliography" SelectedStyle="\APASixthEditionOfficeOnline.xsl" StyleName="APA" Version="6"/>
-</file>
-
 <file path=customXml/itemProps1.xml><?xml version="1.0" encoding="utf-8"?>
 <ds:datastoreItem xmlns:ds="http://schemas.openxmlformats.org/officeDocument/2006/customXml" ds:itemID="{55AF091B-3C7A-41E3-B477-F2FDAA23CFDA}">
   <ds:schemaRefs>
@@ -14712,6 +14434,23 @@
 </file>
 
 <file path=customXml/itemProps3.xml><?xml version="1.0" encoding="utf-8"?>
+<ds:datastoreItem xmlns:ds="http://schemas.openxmlformats.org/officeDocument/2006/customXml" ds:itemID="{028C5B15-B524-4B7C-9DF0-F573AFD0F54E}">
+  <ds:schemaRefs>
+    <ds:schemaRef ds:uri="http://schemas.openxmlformats.org/officeDocument/2006/bibliography"/>
+  </ds:schemaRefs>
+</ds:datastoreItem>
+</file>
+
+<file path=customXml/itemProps4.xml><?xml version="1.0" encoding="utf-8"?>
+<ds:datastoreItem xmlns:ds="http://schemas.openxmlformats.org/officeDocument/2006/customXml" ds:itemID="{5B7B5873-BEF7-4EF9-B783-7B50266FE496}">
+  <ds:schemaRefs>
+    <ds:schemaRef ds:uri="http://schemas.microsoft.com/office/2006/metadata/properties"/>
+    <ds:schemaRef ds:uri="http://schemas.microsoft.com/office/infopath/2007/PartnerControls"/>
+  </ds:schemaRefs>
+</ds:datastoreItem>
+</file>
+
+<file path=customXml/itemProps5.xml><?xml version="1.0" encoding="utf-8"?>
 <ds:datastoreItem xmlns:ds="http://schemas.openxmlformats.org/officeDocument/2006/customXml" ds:itemID="{14D1F39E-8B56-417C-B337-6A9061C37D5D}">
   <ds:schemaRefs>
     <ds:schemaRef ds:uri="http://schemas.microsoft.com/office/2006/metadata/contentType"/>
@@ -14727,21 +14466,4 @@
     <ds:schemaRef ds:uri="http://schemas.microsoft.com/internal/obd"/>
   </ds:schemaRefs>
 </ds:datastoreItem>
-</file>
-
-<file path=customXml/itemProps4.xml><?xml version="1.0" encoding="utf-8"?>
-<ds:datastoreItem xmlns:ds="http://schemas.openxmlformats.org/officeDocument/2006/customXml" ds:itemID="{5B7B5873-BEF7-4EF9-B783-7B50266FE496}">
-  <ds:schemaRefs>
-    <ds:schemaRef ds:uri="http://schemas.microsoft.com/office/2006/metadata/properties"/>
-    <ds:schemaRef ds:uri="http://schemas.microsoft.com/office/infopath/2007/PartnerControls"/>
-  </ds:schemaRefs>
-</ds:datastoreItem>
-</file>
-
-<file path=customXml/itemProps5.xml><?xml version="1.0" encoding="utf-8"?>
-<ds:datastoreItem xmlns:ds="http://schemas.openxmlformats.org/officeDocument/2006/customXml" ds:itemID="{028C5B15-B524-4B7C-9DF0-F573AFD0F54E}">
-  <ds:schemaRefs>
-    <ds:schemaRef ds:uri="http://schemas.openxmlformats.org/officeDocument/2006/bibliography"/>
-  </ds:schemaRefs>
-</ds:datastoreItem>
 </file>